--- a/courts/third-circuit/court-of-appeals/reply-brief/usage/OUTPUT-reply-brief.docx
+++ b/courts/third-circuit/court-of-appeals/reply-brief/usage/OUTPUT-reply-brief.docx
@@ -4,555 +4,2454 @@
   <w:body>
     <w:p>
       <w:pPr>
-        <w:pStyle w:val="Date"/>
-      </w:pPr>
-      <w:r>
-        <w:t xml:space="preserve">August 4, 2026</w:t>
-      </w:r>
-    </w:p>
-    <w:p>
-      <w:pPr>
-        <w:spacing w:before="0" w:after="0" w:line="240" w:lineRule="auto"/>
+        <w:keepNext/>
+        <w:keepLines/>
+        <w:spacing w:before="0" w:after="0" w:line="400" w:lineRule="exact"/>
+        <w:ind w:left="0" w:firstLine="0"/>
         <w:jc w:val="center"/>
       </w:pPr>
       <w:r>
         <w:rPr>
           <w:b/>
-        </w:rPr>
-        <w:t xml:space="preserve">No. 26-2469</w:t>
-      </w:r>
-    </w:p>
-    <w:p>
-      <w:pPr>
-        <w:spacing w:before="0" w:after="0" w:line="240" w:lineRule="auto"/>
+          <w:bCs/>
+        </w:rPr>
+        <w:t xml:space="preserve">No. </w:t>
+      </w:r>
+      <w:r>
+        <w:rPr>
+          <w:b/>
+          <w:bCs/>
+        </w:rPr>
+        <w:t xml:space="preserve">26</w:t>
+        <w:noBreakHyphen/>
+        <w:t xml:space="preserve">2469</w:t>
+      </w:r>
+    </w:p>
+    <w:p>
+      <w:pPr>
+        <w:keepNext/>
+        <w:keepLines/>
+        <w:pBdr>
+          <w:bottom w:val="thickThinSmallGap" w:sz="12" w:space="1" w:color="000000"/>
+        </w:pBdr>
+        <w:spacing w:before="224" w:after="0" w:line="120" w:lineRule="exact"/>
+        <w:ind w:left="0" w:right="0"/>
+      </w:pPr>
+    </w:p>
+    <w:p>
+      <w:pPr>
+        <w:keepNext/>
+        <w:keepLines/>
+        <w:spacing w:before="224" w:after="0" w:line="400" w:lineRule="exact"/>
+        <w:ind w:left="0" w:firstLine="0"/>
         <w:jc w:val="center"/>
       </w:pPr>
       <w:r>
-        <w:t xml:space="preserve"/>
-      </w:r>
-    </w:p>
-    <w:p>
-      <w:pPr>
-        <w:spacing w:before="0" w:after="0" w:line="240" w:lineRule="auto"/>
+        <w:rPr>
+          <w:b/>
+          <w:bCs/>
+        </w:rPr>
+        <w:t xml:space="preserve">IN THE UNITED STATES COURT OF APPEALS</w:t>
+      </w:r>
+      <w:r>
+        <w:br/>
+      </w:r>
+      <w:r>
+        <w:rPr>
+          <w:b/>
+          <w:bCs/>
+        </w:rPr>
+        <w:t xml:space="preserve">FOR THE THIRD CIRCUIT</w:t>
+      </w:r>
+    </w:p>
+    <w:p>
+      <w:pPr>
+        <w:keepNext/>
+        <w:keepLines/>
+        <w:pBdr>
+          <w:bottom w:val="single" w:sz="6" w:space="1" w:color="000000"/>
+        </w:pBdr>
+        <w:spacing w:before="224" w:after="0" w:line="120" w:lineRule="exact"/>
+        <w:ind w:left="3240" w:right="3240"/>
+      </w:pPr>
+    </w:p>
+    <w:p>
+      <w:pPr>
+        <w:keepNext/>
+        <w:keepLines/>
+        <w:spacing w:before="224" w:after="0" w:line="400" w:lineRule="exact"/>
+        <w:ind w:left="0" w:firstLine="0"/>
         <w:jc w:val="center"/>
       </w:pPr>
       <w:r>
-        <w:rPr>
-          <w:b/>
-        </w:rPr>
-        <w:t xml:space="preserve">IN THE UNITED STATES COURT OF APPEALS</w:t>
-      </w:r>
-    </w:p>
-    <w:p>
-      <w:pPr>
-        <w:spacing w:before="0" w:after="0" w:line="240" w:lineRule="auto"/>
+        <w:t xml:space="preserve">Americans</w:t>
+      </w:r>
+      <w:r>
+        <w:t xml:space="preserve"> </w:t>
+      </w:r>
+      <w:r>
+        <w:t xml:space="preserve">For</w:t>
+      </w:r>
+      <w:r>
+        <w:t xml:space="preserve"> </w:t>
+      </w:r>
+      <w:r>
+        <w:t xml:space="preserve">Prosperity</w:t>
+      </w:r>
+      <w:r>
+        <w:t xml:space="preserve"> </w:t>
+      </w:r>
+      <w:r>
+        <w:t xml:space="preserve">Foundation,</w:t>
+      </w:r>
+      <w:r>
+        <w:t xml:space="preserve"> </w:t>
+      </w:r>
+      <w:r>
+        <w:rPr>
+          <w:i/>
+          <w:iCs/>
+        </w:rPr>
+        <w:t xml:space="preserve">et</w:t>
+      </w:r>
+      <w:r>
+        <w:rPr>
+          <w:i/>
+          <w:iCs/>
+        </w:rPr>
+        <w:t xml:space="preserve"> </w:t>
+      </w:r>
+      <w:r>
+        <w:rPr>
+          <w:i/>
+          <w:iCs/>
+        </w:rPr>
+        <w:t xml:space="preserve">al.</w:t>
+      </w:r>
+      <w:r>
+        <w:t xml:space="preserve">,</w:t>
+      </w:r>
+    </w:p>
+    <w:p>
+      <w:pPr>
+        <w:keepNext/>
+        <w:keepLines/>
+        <w:spacing w:before="0" w:after="0" w:line="400" w:lineRule="exact"/>
+        <w:ind w:left="4680" w:firstLine="0"/>
+      </w:pPr>
+      <w:r>
+        <w:t xml:space="preserve">Appellants,</w:t>
+      </w:r>
+    </w:p>
+    <w:p>
+      <w:pPr>
+        <w:keepNext/>
+        <w:keepLines/>
+        <w:spacing w:before="67" w:after="67" w:line="400" w:lineRule="exact"/>
+        <w:ind w:left="0" w:firstLine="0"/>
         <w:jc w:val="center"/>
       </w:pPr>
       <w:r>
-        <w:rPr>
-          <w:b/>
-        </w:rPr>
-        <w:t xml:space="preserve">FOR THE THIRD CIRCUIT</w:t>
-      </w:r>
-    </w:p>
-    <w:p>
-      <w:pPr>
-        <w:spacing w:before="0" w:after="0" w:line="240" w:lineRule="auto"/>
+        <w:t xml:space="preserve">v.</w:t>
+      </w:r>
+    </w:p>
+    <w:p>
+      <w:pPr>
+        <w:keepNext/>
+        <w:keepLines/>
+        <w:spacing w:before="0" w:after="0" w:line="400" w:lineRule="exact"/>
+        <w:ind w:left="0" w:firstLine="0"/>
         <w:jc w:val="center"/>
       </w:pPr>
       <w:r>
-        <w:t xml:space="preserve"/>
-      </w:r>
-    </w:p>
-    <w:p>
-      <w:pPr>
-        <w:spacing w:before="0" w:after="0" w:line="240" w:lineRule="auto"/>
+        <w:t xml:space="preserve">Anthony</w:t>
+      </w:r>
+      <w:r>
+        <w:t xml:space="preserve"> </w:t>
+      </w:r>
+      <w:r>
+        <w:t xml:space="preserve">Albence,</w:t>
+      </w:r>
+      <w:r>
+        <w:t xml:space="preserve"> </w:t>
+      </w:r>
+      <w:r>
+        <w:rPr>
+          <w:i/>
+          <w:iCs/>
+        </w:rPr>
+        <w:t xml:space="preserve">et</w:t>
+      </w:r>
+      <w:r>
+        <w:rPr>
+          <w:i/>
+          <w:iCs/>
+        </w:rPr>
+        <w:t xml:space="preserve"> </w:t>
+      </w:r>
+      <w:r>
+        <w:rPr>
+          <w:i/>
+          <w:iCs/>
+        </w:rPr>
+        <w:t xml:space="preserve">al.</w:t>
+      </w:r>
+      <w:r>
+        <w:t xml:space="preserve">,</w:t>
+      </w:r>
+    </w:p>
+    <w:p>
+      <w:pPr>
+        <w:keepNext/>
+        <w:keepLines/>
+        <w:spacing w:before="0" w:after="0" w:line="400" w:lineRule="exact"/>
+        <w:ind w:left="4680" w:firstLine="0"/>
+      </w:pPr>
+      <w:r>
+        <w:t xml:space="preserve">Appellees.</w:t>
+      </w:r>
+    </w:p>
+    <w:p>
+      <w:pPr>
+        <w:keepNext/>
+        <w:keepLines/>
+        <w:pBdr>
+          <w:bottom w:val="single" w:sz="6" w:space="1" w:color="000000"/>
+        </w:pBdr>
+        <w:spacing w:before="224" w:after="0" w:line="120" w:lineRule="exact"/>
+        <w:ind w:left="3240" w:right="3240"/>
+      </w:pPr>
+    </w:p>
+    <w:p>
+      <w:pPr>
+        <w:keepNext/>
+        <w:keepLines/>
+        <w:spacing w:before="224" w:after="0" w:line="400" w:lineRule="exact"/>
+        <w:ind w:left="0" w:firstLine="0"/>
         <w:jc w:val="center"/>
       </w:pPr>
       <w:r>
-        <w:t xml:space="preserve">Americans For Prosperity Foundation, et al.,</w:t>
-      </w:r>
-    </w:p>
-    <w:p>
-      <w:pPr>
-        <w:spacing w:before="0" w:after="0" w:line="240" w:lineRule="auto"/>
+        <w:t xml:space="preserve">On</w:t>
+      </w:r>
+      <w:r>
+        <w:t xml:space="preserve"> </w:t>
+      </w:r>
+      <w:r>
+        <w:t xml:space="preserve">Appeal</w:t>
+      </w:r>
+      <w:r>
+        <w:t xml:space="preserve"> </w:t>
+      </w:r>
+      <w:r>
+        <w:t xml:space="preserve">from</w:t>
+      </w:r>
+      <w:r>
+        <w:t xml:space="preserve"> </w:t>
+      </w:r>
+      <w:r>
+        <w:t xml:space="preserve">the</w:t>
+      </w:r>
+      <w:r>
+        <w:t xml:space="preserve"> </w:t>
+      </w:r>
+      <w:r>
+        <w:t xml:space="preserve">United</w:t>
+      </w:r>
+      <w:r>
+        <w:t xml:space="preserve"> </w:t>
+      </w:r>
+      <w:r>
+        <w:t xml:space="preserve">States</w:t>
+      </w:r>
+      <w:r>
+        <w:t xml:space="preserve"> </w:t>
+      </w:r>
+      <w:r>
+        <w:t xml:space="preserve">District</w:t>
+      </w:r>
+      <w:r>
+        <w:t xml:space="preserve"> </w:t>
+      </w:r>
+      <w:r>
+        <w:t xml:space="preserve">Court</w:t>
+      </w:r>
+      <w:r>
+        <w:t xml:space="preserve"> </w:t>
+      </w:r>
+      <w:r>
+        <w:t xml:space="preserve">for</w:t>
+      </w:r>
+      <w:r>
+        <w:t xml:space="preserve"> </w:t>
+      </w:r>
+      <w:r>
+        <w:t xml:space="preserve">the</w:t>
+      </w:r>
+      <w:r>
+        <w:t xml:space="preserve"> </w:t>
+      </w:r>
+      <w:r>
+        <w:t xml:space="preserve">District</w:t>
+      </w:r>
+      <w:r>
+        <w:t xml:space="preserve"> </w:t>
+      </w:r>
+      <w:r>
+        <w:t xml:space="preserve">of</w:t>
+      </w:r>
+      <w:r>
+        <w:t xml:space="preserve"> </w:t>
+      </w:r>
+      <w:r>
+        <w:t xml:space="preserve">Delaware</w:t>
+      </w:r>
+    </w:p>
+    <w:p>
+      <w:pPr>
+        <w:keepNext/>
+        <w:keepLines/>
+        <w:spacing w:before="0" w:after="0" w:line="400" w:lineRule="exact"/>
+        <w:ind w:left="0" w:firstLine="0"/>
         <w:jc w:val="center"/>
       </w:pPr>
       <w:r>
-        <w:t xml:space="preserve">Appellants,</w:t>
-      </w:r>
-    </w:p>
-    <w:p>
-      <w:pPr>
-        <w:spacing w:before="0" w:after="0" w:line="240" w:lineRule="auto"/>
+        <w:t xml:space="preserve">No. </w:t>
+      </w:r>
+      <w:r>
+        <w:t xml:space="preserve">1:26-cv</w:t>
+        <w:noBreakHyphen/>
+        <w:t xml:space="preserve">00445-JLH</w:t>
+      </w:r>
+    </w:p>
+    <w:p>
+      <w:pPr>
+        <w:keepNext/>
+        <w:keepLines/>
+        <w:spacing w:before="0" w:after="0" w:line="400" w:lineRule="exact"/>
+        <w:ind w:left="0" w:firstLine="0"/>
         <w:jc w:val="center"/>
       </w:pPr>
       <w:r>
-        <w:t xml:space="preserve">v.</w:t>
-      </w:r>
-    </w:p>
-    <w:p>
-      <w:pPr>
-        <w:spacing w:before="0" w:after="0" w:line="240" w:lineRule="auto"/>
+        <w:t xml:space="preserve">The</w:t>
+      </w:r>
+      <w:r>
+        <w:t xml:space="preserve"> </w:t>
+      </w:r>
+      <w:r>
+        <w:t xml:space="preserve">Honorable</w:t>
+      </w:r>
+      <w:r>
+        <w:t xml:space="preserve"> </w:t>
+      </w:r>
+      <w:r>
+        <w:t xml:space="preserve">Jennifer</w:t>
+      </w:r>
+      <w:r>
+        <w:t xml:space="preserve"> </w:t>
+      </w:r>
+      <w:r>
+        <w:t xml:space="preserve">L.</w:t>
+      </w:r>
+      <w:r>
+        <w:t xml:space="preserve"> </w:t>
+      </w:r>
+      <w:r>
+        <w:t xml:space="preserve">Hall</w:t>
+      </w:r>
+    </w:p>
+    <w:p>
+      <w:pPr>
+        <w:keepNext/>
+        <w:keepLines/>
+        <w:pBdr>
+          <w:bottom w:val="single" w:sz="6" w:space="1" w:color="000000"/>
+        </w:pBdr>
+        <w:spacing w:before="224" w:after="0" w:line="120" w:lineRule="exact"/>
+        <w:ind w:left="3240" w:right="3240"/>
+      </w:pPr>
+    </w:p>
+    <w:p>
+      <w:pPr>
+        <w:keepNext/>
+        <w:keepLines/>
+        <w:spacing w:before="224" w:after="0" w:line="400" w:lineRule="exact"/>
+        <w:ind w:left="0" w:firstLine="0"/>
         <w:jc w:val="center"/>
       </w:pPr>
       <w:r>
-        <w:t xml:space="preserve">Anthony Albence, et al.,</w:t>
-      </w:r>
-    </w:p>
-    <w:p>
-      <w:pPr>
-        <w:spacing w:before="0" w:after="0" w:line="240" w:lineRule="auto"/>
+        <w:rPr>
+          <w:b/>
+          <w:bCs/>
+          <w:caps/>
+        </w:rPr>
+        <w:t xml:space="preserve">Reply</w:t>
+      </w:r>
+      <w:r>
+        <w:rPr>
+          <w:b/>
+          <w:bCs/>
+          <w:caps/>
+        </w:rPr>
+        <w:t xml:space="preserve"> </w:t>
+      </w:r>
+      <w:r>
+        <w:rPr>
+          <w:b/>
+          <w:bCs/>
+          <w:caps/>
+        </w:rPr>
+        <w:t xml:space="preserve">Brief</w:t>
+      </w:r>
+      <w:r>
+        <w:rPr>
+          <w:b/>
+          <w:bCs/>
+          <w:caps/>
+        </w:rPr>
+        <w:t xml:space="preserve"> </w:t>
+      </w:r>
+      <w:r>
+        <w:rPr>
+          <w:b/>
+          <w:bCs/>
+          <w:caps/>
+        </w:rPr>
+        <w:t xml:space="preserve">for</w:t>
+      </w:r>
+      <w:r>
+        <w:rPr>
+          <w:b/>
+          <w:bCs/>
+          <w:caps/>
+        </w:rPr>
+        <w:t xml:space="preserve"> </w:t>
+      </w:r>
+      <w:r>
+        <w:rPr>
+          <w:b/>
+          <w:bCs/>
+          <w:caps/>
+        </w:rPr>
+        <w:t xml:space="preserve">Appellants</w:t>
+      </w:r>
+    </w:p>
+    <w:p>
+      <w:pPr>
+        <w:keepNext/>
+        <w:keepLines/>
+        <w:pBdr>
+          <w:bottom w:val="single" w:sz="6" w:space="1" w:color="000000"/>
+        </w:pBdr>
+        <w:spacing w:before="224" w:after="0" w:line="120" w:lineRule="exact"/>
+        <w:ind w:left="3240" w:right="3240"/>
+      </w:pPr>
+    </w:p>
+    <w:p>
+      <w:pPr>
+        <w:keepNext/>
+        <w:keepLines/>
+        <w:spacing w:before="224" w:after="0" w:line="20" w:lineRule="exact"/>
+      </w:pPr>
+    </w:p>
+    <w:tbl>
+      <w:tblPr>
+        <w:tblW w:w="9356" w:type="dxa"/>
+        <w:tblInd w:w="0" w:type="dxa"/>
+        <w:tblLayout w:type="fixed"/>
+        <w:tblCellMar>
+          <w:left w:w="0" w:type="dxa"/>
+          <w:right w:w="0" w:type="dxa"/>
+        </w:tblCellMar>
+      </w:tblPr>
+      <w:tblGrid>
+        <w:gridCol w:w="4818"/>
+        <w:gridCol w:w="4538"/>
+      </w:tblGrid>
+      <w:tr>
+        <w:trPr>
+          <w:cantSplit/>
+        </w:trPr>
+        <w:tc>
+          <w:tcPr>
+            <w:tcW w:w="4818" w:type="dxa"/>
+            <w:tcMar>
+              <w:left w:w="0" w:type="dxa"/>
+              <w:right w:w="280" w:type="dxa"/>
+            </w:tcMar>
+          </w:tcPr>
+          <w:p>
+            <w:pPr>
+              <w:spacing w:before="0" w:after="0" w:line="400" w:lineRule="exact"/>
+              <w:ind w:left="0" w:firstLine="0"/>
+            </w:pPr>
+            <w:r>
+              <w:t xml:space="preserve">ERIKA</w:t>
+            </w:r>
+            <w:r>
+              <w:t xml:space="preserve"> </w:t>
+            </w:r>
+            <w:r>
+              <w:t xml:space="preserve">D.</w:t>
+            </w:r>
+            <w:r>
+              <w:t xml:space="preserve"> </w:t>
+            </w:r>
+            <w:r>
+              <w:t xml:space="preserve">PROUTY</w:t>
+            </w:r>
+          </w:p>
+          <w:p>
+            <w:pPr>
+              <w:spacing w:before="0" w:after="0" w:line="400" w:lineRule="exact"/>
+              <w:ind w:left="0" w:firstLine="0"/>
+            </w:pPr>
+            <w:r>
+              <w:t xml:space="preserve">ROBERT</w:t>
+            </w:r>
+            <w:r>
+              <w:t xml:space="preserve"> </w:t>
+            </w:r>
+            <w:r>
+              <w:t xml:space="preserve">J.</w:t>
+            </w:r>
+            <w:r>
+              <w:t xml:space="preserve"> </w:t>
+            </w:r>
+            <w:r>
+              <w:t xml:space="preserve">TUCKER</w:t>
+            </w:r>
+          </w:p>
+          <w:p>
+            <w:pPr>
+              <w:spacing w:before="0" w:after="0" w:line="400" w:lineRule="exact"/>
+              <w:ind w:left="0" w:firstLine="140"/>
+            </w:pPr>
+            <w:r>
+              <w:rPr>
+                <w:i/>
+                <w:iCs/>
+              </w:rPr>
+              <w:t xml:space="preserve">BAKER</w:t>
+            </w:r>
+            <w:r>
+              <w:rPr>
+                <w:i/>
+                <w:iCs/>
+              </w:rPr>
+              <w:t xml:space="preserve"> </w:t>
+            </w:r>
+            <w:r>
+              <w:rPr>
+                <w:i/>
+                <w:iCs/>
+              </w:rPr>
+              <w:t xml:space="preserve">&amp;</w:t>
+            </w:r>
+            <w:r>
+              <w:rPr>
+                <w:i/>
+                <w:iCs/>
+              </w:rPr>
+              <w:t xml:space="preserve"> </w:t>
+            </w:r>
+            <w:r>
+              <w:rPr>
+                <w:i/>
+                <w:iCs/>
+              </w:rPr>
+              <w:t xml:space="preserve">HOSTETLER</w:t>
+            </w:r>
+            <w:r>
+              <w:rPr>
+                <w:i/>
+                <w:iCs/>
+              </w:rPr>
+              <w:t xml:space="preserve"> </w:t>
+            </w:r>
+            <w:r>
+              <w:rPr>
+                <w:i/>
+                <w:iCs/>
+              </w:rPr>
+              <w:t xml:space="preserve">LLP</w:t>
+            </w:r>
+          </w:p>
+          <w:p>
+            <w:pPr>
+              <w:spacing w:before="0" w:after="0" w:line="400" w:lineRule="exact"/>
+              <w:ind w:left="0" w:firstLine="140"/>
+            </w:pPr>
+            <w:r>
+              <w:rPr>
+                <w:i/>
+                <w:iCs/>
+              </w:rPr>
+              <w:t xml:space="preserve">200</w:t>
+            </w:r>
+            <w:r>
+              <w:rPr>
+                <w:i/>
+                <w:iCs/>
+              </w:rPr>
+              <w:t xml:space="preserve"> </w:t>
+            </w:r>
+            <w:r>
+              <w:rPr>
+                <w:i/>
+                <w:iCs/>
+              </w:rPr>
+              <w:t xml:space="preserve">Civil</w:t>
+            </w:r>
+            <w:r>
+              <w:rPr>
+                <w:i/>
+                <w:iCs/>
+              </w:rPr>
+              <w:t xml:space="preserve"> </w:t>
+            </w:r>
+            <w:r>
+              <w:rPr>
+                <w:i/>
+                <w:iCs/>
+              </w:rPr>
+              <w:t xml:space="preserve">Center</w:t>
+            </w:r>
+            <w:r>
+              <w:rPr>
+                <w:i/>
+                <w:iCs/>
+              </w:rPr>
+              <w:t xml:space="preserve"> </w:t>
+            </w:r>
+            <w:r>
+              <w:rPr>
+                <w:i/>
+                <w:iCs/>
+              </w:rPr>
+              <w:t xml:space="preserve">Dr.,</w:t>
+            </w:r>
+            <w:r>
+              <w:rPr>
+                <w:i/>
+                <w:iCs/>
+              </w:rPr>
+              <w:t xml:space="preserve"> </w:t>
+            </w:r>
+            <w:r>
+              <w:rPr>
+                <w:i/>
+                <w:iCs/>
+              </w:rPr>
+              <w:t xml:space="preserve">Suite</w:t>
+            </w:r>
+            <w:r>
+              <w:rPr>
+                <w:i/>
+                <w:iCs/>
+              </w:rPr>
+              <w:t xml:space="preserve"> </w:t>
+            </w:r>
+            <w:r>
+              <w:rPr>
+                <w:i/>
+                <w:iCs/>
+              </w:rPr>
+              <w:t xml:space="preserve">1200</w:t>
+            </w:r>
+          </w:p>
+          <w:p>
+            <w:pPr>
+              <w:spacing w:before="0" w:after="0" w:line="400" w:lineRule="exact"/>
+              <w:ind w:left="0" w:firstLine="140"/>
+            </w:pPr>
+            <w:r>
+              <w:rPr>
+                <w:i/>
+                <w:iCs/>
+              </w:rPr>
+              <w:t xml:space="preserve">Columbus,</w:t>
+            </w:r>
+            <w:r>
+              <w:rPr>
+                <w:i/>
+                <w:iCs/>
+              </w:rPr>
+              <w:t xml:space="preserve"> </w:t>
+            </w:r>
+            <w:r>
+              <w:rPr>
+                <w:i/>
+                <w:iCs/>
+              </w:rPr>
+              <w:t xml:space="preserve">OH</w:t>
+            </w:r>
+            <w:r>
+              <w:rPr>
+                <w:i/>
+                <w:iCs/>
+              </w:rPr>
+              <w:t xml:space="preserve"> </w:t>
+            </w:r>
+            <w:r>
+              <w:rPr>
+                <w:i/>
+                <w:iCs/>
+              </w:rPr>
+              <w:t xml:space="preserve">43215</w:t>
+              <w:noBreakHyphen/>
+              <w:t xml:space="preserve">4138</w:t>
+            </w:r>
+          </w:p>
+          <w:p>
+            <w:pPr>
+              <w:spacing w:before="0" w:after="0" w:line="400" w:lineRule="exact"/>
+              <w:ind w:left="0" w:firstLine="140"/>
+            </w:pPr>
+            <w:r>
+              <w:rPr>
+                <w:i/>
+                <w:iCs/>
+              </w:rPr>
+              <w:t xml:space="preserve">eprouty@bakerlaw.com</w:t>
+            </w:r>
+          </w:p>
+          <w:p>
+            <w:pPr>
+              <w:spacing w:before="0" w:after="0" w:line="400" w:lineRule="exact"/>
+              <w:ind w:left="0" w:firstLine="140"/>
+            </w:pPr>
+            <w:r>
+              <w:rPr>
+                <w:i/>
+                <w:iCs/>
+              </w:rPr>
+              <w:t xml:space="preserve">rtucker@bakerlaw.com</w:t>
+            </w:r>
+          </w:p>
+        </w:tc>
+        <w:tc>
+          <w:tcPr>
+            <w:tcW w:w="4538" w:type="dxa"/>
+            <w:tcMar>
+              <w:left w:w="0" w:type="dxa"/>
+              <w:right w:w="0" w:type="dxa"/>
+            </w:tcMar>
+          </w:tcPr>
+          <w:p>
+            <w:pPr>
+              <w:spacing w:before="0" w:after="0" w:line="400" w:lineRule="exact"/>
+              <w:ind w:left="0" w:firstLine="0"/>
+            </w:pPr>
+            <w:r>
+              <w:t xml:space="preserve">ALLEN</w:t>
+            </w:r>
+            <w:r>
+              <w:t xml:space="preserve"> </w:t>
+            </w:r>
+            <w:r>
+              <w:t xml:space="preserve">J.</w:t>
+            </w:r>
+            <w:r>
+              <w:t xml:space="preserve"> </w:t>
+            </w:r>
+            <w:r>
+              <w:t xml:space="preserve">DICKERSON</w:t>
+            </w:r>
+          </w:p>
+          <w:p>
+            <w:pPr>
+              <w:spacing w:before="0" w:after="0" w:line="400" w:lineRule="exact"/>
+              <w:ind w:left="0" w:firstLine="0"/>
+            </w:pPr>
+            <w:r>
+              <w:t xml:space="preserve">RICHARD</w:t>
+            </w:r>
+            <w:r>
+              <w:t xml:space="preserve"> </w:t>
+            </w:r>
+            <w:r>
+              <w:t xml:space="preserve">B.</w:t>
+            </w:r>
+            <w:r>
+              <w:t xml:space="preserve"> </w:t>
+            </w:r>
+            <w:r>
+              <w:t xml:space="preserve">RAILE</w:t>
+            </w:r>
+          </w:p>
+          <w:p>
+            <w:pPr>
+              <w:spacing w:before="0" w:after="0" w:line="400" w:lineRule="exact"/>
+              <w:ind w:left="0" w:firstLine="140"/>
+            </w:pPr>
+            <w:r>
+              <w:rPr>
+                <w:i/>
+                <w:iCs/>
+              </w:rPr>
+              <w:t xml:space="preserve">BAKER</w:t>
+            </w:r>
+            <w:r>
+              <w:rPr>
+                <w:i/>
+                <w:iCs/>
+              </w:rPr>
+              <w:t xml:space="preserve"> </w:t>
+            </w:r>
+            <w:r>
+              <w:rPr>
+                <w:i/>
+                <w:iCs/>
+              </w:rPr>
+              <w:t xml:space="preserve">&amp;</w:t>
+            </w:r>
+            <w:r>
+              <w:rPr>
+                <w:i/>
+                <w:iCs/>
+              </w:rPr>
+              <w:t xml:space="preserve"> </w:t>
+            </w:r>
+            <w:r>
+              <w:rPr>
+                <w:i/>
+                <w:iCs/>
+              </w:rPr>
+              <w:t xml:space="preserve">HOSTETLER</w:t>
+            </w:r>
+            <w:r>
+              <w:rPr>
+                <w:i/>
+                <w:iCs/>
+              </w:rPr>
+              <w:t xml:space="preserve"> </w:t>
+            </w:r>
+            <w:r>
+              <w:rPr>
+                <w:i/>
+                <w:iCs/>
+              </w:rPr>
+              <w:t xml:space="preserve">LLP</w:t>
+            </w:r>
+          </w:p>
+          <w:p>
+            <w:pPr>
+              <w:spacing w:before="0" w:after="0" w:line="400" w:lineRule="exact"/>
+              <w:ind w:left="0" w:firstLine="140"/>
+            </w:pPr>
+            <w:r>
+              <w:rPr>
+                <w:i/>
+                <w:iCs/>
+              </w:rPr>
+              <w:t xml:space="preserve">Washington</w:t>
+            </w:r>
+            <w:r>
+              <w:rPr>
+                <w:i/>
+                <w:iCs/>
+              </w:rPr>
+              <w:t xml:space="preserve"> </w:t>
+            </w:r>
+            <w:r>
+              <w:rPr>
+                <w:i/>
+                <w:iCs/>
+              </w:rPr>
+              <w:t xml:space="preserve">Square,</w:t>
+            </w:r>
+            <w:r>
+              <w:rPr>
+                <w:i/>
+                <w:iCs/>
+              </w:rPr>
+              <w:t xml:space="preserve"> </w:t>
+            </w:r>
+            <w:r>
+              <w:rPr>
+                <w:i/>
+                <w:iCs/>
+              </w:rPr>
+              <w:t xml:space="preserve">Ste.</w:t>
+            </w:r>
+            <w:r>
+              <w:rPr>
+                <w:i/>
+                <w:iCs/>
+              </w:rPr>
+              <w:t xml:space="preserve"> </w:t>
+            </w:r>
+            <w:r>
+              <w:rPr>
+                <w:i/>
+                <w:iCs/>
+              </w:rPr>
+              <w:t xml:space="preserve">1100</w:t>
+            </w:r>
+          </w:p>
+          <w:p>
+            <w:pPr>
+              <w:spacing w:before="0" w:after="0" w:line="400" w:lineRule="exact"/>
+              <w:ind w:left="0" w:firstLine="140"/>
+            </w:pPr>
+            <w:r>
+              <w:rPr>
+                <w:i/>
+                <w:iCs/>
+              </w:rPr>
+              <w:t xml:space="preserve">1050</w:t>
+            </w:r>
+            <w:r>
+              <w:rPr>
+                <w:i/>
+                <w:iCs/>
+              </w:rPr>
+              <w:t xml:space="preserve"> </w:t>
+            </w:r>
+            <w:r>
+              <w:rPr>
+                <w:i/>
+                <w:iCs/>
+              </w:rPr>
+              <w:t xml:space="preserve">Connecticut</w:t>
+            </w:r>
+            <w:r>
+              <w:rPr>
+                <w:i/>
+                <w:iCs/>
+              </w:rPr>
+              <w:t xml:space="preserve"> </w:t>
+            </w:r>
+            <w:r>
+              <w:rPr>
+                <w:i/>
+                <w:iCs/>
+              </w:rPr>
+              <w:t xml:space="preserve">Ave.,</w:t>
+            </w:r>
+            <w:r>
+              <w:rPr>
+                <w:i/>
+                <w:iCs/>
+              </w:rPr>
+              <w:t xml:space="preserve"> </w:t>
+            </w:r>
+            <w:r>
+              <w:rPr>
+                <w:i/>
+                <w:iCs/>
+              </w:rPr>
+              <w:t xml:space="preserve">N.W.</w:t>
+            </w:r>
+          </w:p>
+          <w:p>
+            <w:pPr>
+              <w:spacing w:before="0" w:after="0" w:line="400" w:lineRule="exact"/>
+              <w:ind w:left="0" w:firstLine="140"/>
+            </w:pPr>
+            <w:r>
+              <w:rPr>
+                <w:i/>
+                <w:iCs/>
+              </w:rPr>
+              <w:t xml:space="preserve">Washington,</w:t>
+            </w:r>
+            <w:r>
+              <w:rPr>
+                <w:i/>
+                <w:iCs/>
+              </w:rPr>
+              <w:t xml:space="preserve"> </w:t>
+            </w:r>
+            <w:r>
+              <w:rPr>
+                <w:i/>
+                <w:iCs/>
+              </w:rPr>
+              <w:t xml:space="preserve">DC</w:t>
+            </w:r>
+            <w:r>
+              <w:rPr>
+                <w:i/>
+                <w:iCs/>
+              </w:rPr>
+              <w:t xml:space="preserve"> </w:t>
+            </w:r>
+            <w:r>
+              <w:rPr>
+                <w:i/>
+                <w:iCs/>
+              </w:rPr>
+              <w:t xml:space="preserve">20036</w:t>
+            </w:r>
+          </w:p>
+          <w:p>
+            <w:pPr>
+              <w:spacing w:before="0" w:after="0" w:line="400" w:lineRule="exact"/>
+              <w:ind w:left="0" w:firstLine="140"/>
+            </w:pPr>
+            <w:r>
+              <w:rPr>
+                <w:i/>
+                <w:iCs/>
+              </w:rPr>
+              <w:t xml:space="preserve">adickerson@bakerlaw.com</w:t>
+            </w:r>
+          </w:p>
+          <w:p>
+            <w:pPr>
+              <w:spacing w:before="0" w:after="0" w:line="400" w:lineRule="exact"/>
+              <w:ind w:left="0" w:firstLine="140"/>
+            </w:pPr>
+            <w:r>
+              <w:rPr>
+                <w:i/>
+                <w:iCs/>
+              </w:rPr>
+              <w:t xml:space="preserve">rraile@bakerlaw.com</w:t>
+            </w:r>
+          </w:p>
+          <w:p>
+            <w:pPr>
+              <w:spacing w:before="0" w:after="0" w:line="400" w:lineRule="exact"/>
+              <w:ind w:left="0" w:firstLine="140"/>
+            </w:pPr>
+            <w:r>
+              <w:rPr>
+                <w:i/>
+                <w:iCs/>
+              </w:rPr>
+              <w:t xml:space="preserve">(202)</w:t>
+            </w:r>
+            <w:r>
+              <w:rPr>
+                <w:i/>
+                <w:iCs/>
+              </w:rPr>
+              <w:t xml:space="preserve"> </w:t>
+            </w:r>
+            <w:r>
+              <w:rPr>
+                <w:i/>
+                <w:iCs/>
+              </w:rPr>
+              <w:t xml:space="preserve">861</w:t>
+              <w:noBreakHyphen/>
+              <w:t xml:space="preserve">1711</w:t>
+            </w:r>
+          </w:p>
+        </w:tc>
+      </w:tr>
+    </w:tbl>
+    <w:p>
+      <w:pPr>
+        <w:keepNext/>
+        <w:keepLines/>
+        <w:pBdr>
+          <w:bottom w:val="thickThinSmallGap" w:sz="12" w:space="1" w:color="000000"/>
+        </w:pBdr>
+        <w:spacing w:before="224" w:after="0" w:line="120" w:lineRule="exact"/>
+        <w:ind w:left="0" w:right="0"/>
+      </w:pPr>
+    </w:p>
+    <w:p>
+      <w:pPr>
+        <w:spacing w:before="0" w:after="0" w:line="20" w:lineRule="exact"/>
+        <w:sectPr>
+          <w:footerReference w:type="default" r:id="rIdFtrNone"/>
+          <w:pgSz w:w="12240" w:h="15840"/>
+          <w:pgMar w:top="1440" w:right="1444" w:bottom="1440" w:left="1440" w:header="720" w:footer="676" w:gutter="0"/>
+        </w:sectPr>
+      </w:pPr>
+    </w:p>
+    <w:p>
+      <w:pPr>
+        <w:keepNext/>
+        <w:keepLines/>
+        <w:spacing w:before="0" w:after="308" w:line="400" w:lineRule="exact"/>
+        <w:ind w:left="0" w:firstLine="0"/>
         <w:jc w:val="center"/>
       </w:pPr>
       <w:r>
-        <w:t xml:space="preserve">Appellees.</w:t>
-      </w:r>
-    </w:p>
-    <w:p>
-      <w:pPr>
-        <w:spacing w:before="0" w:after="0" w:line="240" w:lineRule="auto"/>
-        <w:jc w:val="center"/>
-      </w:pPr>
-      <w:r>
-        <w:t xml:space="preserve"/>
-      </w:r>
-    </w:p>
-    <w:p>
-      <w:pPr>
-        <w:spacing w:before="0" w:after="0" w:line="240" w:lineRule="auto"/>
-        <w:jc w:val="center"/>
-      </w:pPr>
-      <w:r>
-        <w:t xml:space="preserve">On Appeal from the United States District Court for the District of Delaware</w:t>
-      </w:r>
-    </w:p>
-    <w:p>
-      <w:pPr>
-        <w:spacing w:before="0" w:after="0" w:line="240" w:lineRule="auto"/>
-        <w:jc w:val="center"/>
-      </w:pPr>
-      <w:r>
-        <w:t xml:space="preserve">No. 1:26-cv-00445-JLH</w:t>
-      </w:r>
-    </w:p>
-    <w:p>
-      <w:pPr>
-        <w:spacing w:before="0" w:after="0" w:line="240" w:lineRule="auto"/>
-        <w:jc w:val="center"/>
-      </w:pPr>
-      <w:r>
-        <w:t xml:space="preserve">The Honorable Jennifer L. Hall</w:t>
-      </w:r>
-    </w:p>
-    <w:p>
-      <w:pPr>
-        <w:spacing w:before="0" w:after="0" w:line="240" w:lineRule="auto"/>
-        <w:jc w:val="center"/>
-      </w:pPr>
-      <w:r>
-        <w:t xml:space="preserve"/>
-      </w:r>
-    </w:p>
-    <w:p>
-      <w:pPr>
-        <w:spacing w:before="0" w:after="0" w:line="240" w:lineRule="auto"/>
-        <w:jc w:val="center"/>
-      </w:pPr>
-      <w:r>
-        <w:rPr>
-          <w:b/>
-        </w:rPr>
-        <w:t xml:space="preserve">REPLY BRIEF FOR APPELLANTS</w:t>
-      </w:r>
-    </w:p>
-    <w:p>
-      <w:pPr>
-        <w:spacing w:before="0" w:after="0" w:line="240" w:lineRule="auto"/>
-        <w:jc w:val="center"/>
-      </w:pPr>
-      <w:r>
-        <w:t xml:space="preserve"/>
-      </w:r>
-    </w:p>
-    <w:p>
-      <w:pPr>
-        <w:spacing w:before="0" w:after="0" w:line="240" w:lineRule="auto"/>
-        <w:jc w:val="center"/>
-      </w:pPr>
-      <w:r>
-        <w:t xml:space="preserve">ERIKA D. PROUTY</w:t>
-      </w:r>
-    </w:p>
-    <w:p>
-      <w:pPr>
-        <w:spacing w:before="0" w:after="0" w:line="240" w:lineRule="auto"/>
-        <w:jc w:val="center"/>
-      </w:pPr>
-      <w:r>
-        <w:t xml:space="preserve">ROBERT J. TUCKER</w:t>
-      </w:r>
-    </w:p>
-    <w:p>
-      <w:pPr>
-        <w:spacing w:before="0" w:after="0" w:line="240" w:lineRule="auto"/>
-        <w:jc w:val="center"/>
-      </w:pPr>
-      <w:r>
-        <w:t xml:space="preserve">BAKER &amp; HOSTETLER LLP</w:t>
-      </w:r>
-    </w:p>
-    <w:p>
-      <w:pPr>
-        <w:spacing w:before="0" w:after="0" w:line="240" w:lineRule="auto"/>
-        <w:jc w:val="center"/>
-      </w:pPr>
-      <w:r>
-        <w:t xml:space="preserve">200 Civil Center Dr., Suite 1200</w:t>
-      </w:r>
-    </w:p>
-    <w:p>
-      <w:pPr>
-        <w:spacing w:before="0" w:after="0" w:line="240" w:lineRule="auto"/>
-        <w:jc w:val="center"/>
-      </w:pPr>
-      <w:r>
-        <w:t xml:space="preserve">Columbus, OH 43215-4138</w:t>
-      </w:r>
-    </w:p>
-    <w:p>
-      <w:pPr>
-        <w:spacing w:before="0" w:after="0" w:line="240" w:lineRule="auto"/>
-        <w:jc w:val="center"/>
-      </w:pPr>
-      <w:r>
-        <w:t xml:space="preserve">eprouty@bakerlaw.com</w:t>
-      </w:r>
-    </w:p>
-    <w:p>
-      <w:pPr>
-        <w:spacing w:before="0" w:after="0" w:line="240" w:lineRule="auto"/>
-        <w:jc w:val="center"/>
-      </w:pPr>
-      <w:r>
-        <w:t xml:space="preserve">rtucker@bakerlaw.com</w:t>
-      </w:r>
-    </w:p>
-    <w:p>
-      <w:pPr>
-        <w:spacing w:before="0" w:after="0" w:line="240" w:lineRule="auto"/>
-        <w:jc w:val="center"/>
-      </w:pPr>
-      <w:r>
-        <w:t xml:space="preserve"/>
-      </w:r>
-    </w:p>
-    <w:p>
-      <w:pPr>
-        <w:spacing w:before="0" w:after="0" w:line="240" w:lineRule="auto"/>
-        <w:jc w:val="center"/>
-      </w:pPr>
-      <w:r>
-        <w:t xml:space="preserve">ALLEN J. DICKERSON</w:t>
-      </w:r>
-    </w:p>
-    <w:p>
-      <w:pPr>
-        <w:spacing w:before="0" w:after="0" w:line="240" w:lineRule="auto"/>
-        <w:jc w:val="center"/>
-      </w:pPr>
-      <w:r>
-        <w:t xml:space="preserve">RICHARD B. RAILE</w:t>
-      </w:r>
-    </w:p>
-    <w:p>
-      <w:pPr>
-        <w:spacing w:before="0" w:after="0" w:line="240" w:lineRule="auto"/>
-        <w:jc w:val="center"/>
-      </w:pPr>
-      <w:r>
-        <w:t xml:space="preserve">BAKER &amp; HOSTETLER LLP</w:t>
-      </w:r>
-    </w:p>
-    <w:p>
-      <w:pPr>
-        <w:spacing w:before="0" w:after="0" w:line="240" w:lineRule="auto"/>
-        <w:jc w:val="center"/>
-      </w:pPr>
-      <w:r>
-        <w:t xml:space="preserve">Washington Square, Ste. 1100</w:t>
-      </w:r>
-    </w:p>
-    <w:p>
-      <w:pPr>
-        <w:spacing w:before="0" w:after="0" w:line="240" w:lineRule="auto"/>
-        <w:jc w:val="center"/>
-      </w:pPr>
-      <w:r>
-        <w:t xml:space="preserve">1050 Connecticut Ave., N.W.</w:t>
-      </w:r>
-    </w:p>
-    <w:p>
-      <w:pPr>
-        <w:spacing w:before="0" w:after="0" w:line="240" w:lineRule="auto"/>
-        <w:jc w:val="center"/>
-      </w:pPr>
-      <w:r>
-        <w:t xml:space="preserve">Washington, DC 20036</w:t>
-      </w:r>
-    </w:p>
-    <w:p>
-      <w:pPr>
-        <w:spacing w:before="0" w:after="0" w:line="240" w:lineRule="auto"/>
-        <w:jc w:val="center"/>
-      </w:pPr>
-      <w:r>
-        <w:t xml:space="preserve">adickerson@bakerlaw.com</w:t>
-      </w:r>
-    </w:p>
-    <w:p>
-      <w:pPr>
-        <w:spacing w:before="0" w:after="0" w:line="240" w:lineRule="auto"/>
-        <w:jc w:val="center"/>
-      </w:pPr>
-      <w:r>
-        <w:t xml:space="preserve">rraile@bakerlaw.com</w:t>
-      </w:r>
-    </w:p>
-    <w:p>
-      <w:pPr>
-        <w:spacing w:before="0" w:after="0" w:line="240" w:lineRule="auto"/>
-        <w:jc w:val="center"/>
-      </w:pPr>
-      <w:r>
-        <w:t xml:space="preserve"/>
-      </w:r>
-    </w:p>
-    <w:p>
-      <w:pPr>
-        <w:spacing w:before="0" w:after="0" w:line="240" w:lineRule="auto"/>
-        <w:jc w:val="center"/>
-      </w:pPr>
-      <w:r>
-        <w:t xml:space="preserve">(202) 861-1711</w:t>
-      </w:r>
-    </w:p>
-    <w:p>
-      <w:pPr>
-        <w:spacing w:before="0" w:after="0" w:line="240" w:lineRule="auto"/>
-      </w:pPr>
-      <w:r>
-        <w:t xml:space="preserve"/>
-      </w:r>
-    </w:p>
-    <w:p>
-      <w:pPr>
-        <w:pStyle w:val="Heading1"/>
-        <w:pageBreakBefore/>
-        <w:spacing w:before="0" w:after="240" w:line="240" w:lineRule="auto"/>
-        <w:jc w:val="center"/>
-      </w:pPr>
-      <w:r>
-        <w:t xml:space="preserve">Table of Contents</w:t>
-      </w:r>
-    </w:p>
-    <w:p>
-      <w:r>
-        <w:fldChar w:fldCharType="begin" w:dirty="true"/>
-      </w:r>
-      <w:r>
-        <w:instrText xml:space="preserve"> TOC \o "1-5" \h </w:instrText>
-      </w:r>
-      <w:r>
-        <w:fldChar w:fldCharType="separate"/>
-      </w:r>
-      <w:r>
-        <w:t>Update field to show the table of contents.</w:t>
-      </w:r>
-      <w:r>
-        <w:fldChar w:fldCharType="end"/>
-      </w:r>
-    </w:p>
-    <w:p>
-      <w:pPr>
-        <w:pStyle w:val="Heading1"/>
-        <w:pageBreakBefore/>
-        <w:spacing w:before="0" w:after="240" w:line="240" w:lineRule="auto"/>
-        <w:jc w:val="center"/>
-      </w:pPr>
-      <w:r>
-        <w:t xml:space="preserve">Table of Authorities</w:t>
+        <w:rPr>
+          <w:b/>
+          <w:bCs/>
+          <w:sz w:val="32"/>
+          <w:szCs w:val="32"/>
+        </w:rPr>
+        <w:t xml:space="preserve">TABLE OF CONTENTS</w:t>
       </w:r>
     </w:p>
     <w:p>
       <w:pPr>
         <w:keepNext/>
-        <w:spacing w:before="0" w:after="120" w:line="240" w:lineRule="auto"/>
-      </w:pPr>
-      <w:r>
-        <w:rPr>
-          <w:b/>
-        </w:rPr>
-        <w:t xml:space="preserve">Cases:</w:t>
-      </w:r>
-    </w:p>
-    <w:p>
-      <w:pPr>
-        <w:spacing w:before="0" w:after="120" w:line="240" w:lineRule="auto"/>
-        <w:ind w:left="360"/>
-      </w:pPr>
-      <w:r>
-        <w:t xml:space="preserve">AFPF v. Bonta, 594 U.S. 595 (2021)</w:t>
-      </w:r>
-    </w:p>
-    <w:p>
-      <w:pPr>
-        <w:spacing w:before="0" w:after="120" w:line="240" w:lineRule="auto"/>
-        <w:ind w:left="360"/>
-      </w:pPr>
-      <w:r>
-        <w:t xml:space="preserve">Amalgamated Transit Union Local 85 v. Port Authority of Allegheny County, 39 F.4th 95 (3d Cir. 2022)</w:t>
-      </w:r>
-    </w:p>
-    <w:p>
-      <w:pPr>
-        <w:spacing w:before="0" w:after="120" w:line="240" w:lineRule="auto"/>
-        <w:ind w:left="360"/>
-      </w:pPr>
-      <w:r>
-        <w:t xml:space="preserve">Brown v. Ent. Merchants Ass’n, 564 U.S. 786 (2011)</w:t>
-      </w:r>
-    </w:p>
-    <w:p>
-      <w:pPr>
-        <w:spacing w:before="0" w:after="120" w:line="240" w:lineRule="auto"/>
-        <w:ind w:left="360"/>
-      </w:pPr>
-      <w:r>
-        <w:t xml:space="preserve">Citizens United v. FEC, 558 U.S. 310 (2010)</w:t>
-      </w:r>
-    </w:p>
-    <w:p>
-      <w:pPr>
-        <w:spacing w:before="0" w:after="120" w:line="240" w:lineRule="auto"/>
-        <w:ind w:left="360"/>
-      </w:pPr>
-      <w:r>
-        <w:t xml:space="preserve">First Nat. Bank of Bos. v. Bellotti, 435 U.S. 765 (1978)</w:t>
-      </w:r>
-    </w:p>
-    <w:p>
-      <w:pPr>
-        <w:spacing w:before="0" w:after="120" w:line="240" w:lineRule="auto"/>
-        <w:ind w:left="360"/>
-      </w:pPr>
-      <w:r>
-        <w:t xml:space="preserve">The Fla. Star v. B.J.F., 491 U.S. 524 (1989)</w:t>
-      </w:r>
-    </w:p>
-    <w:p>
-      <w:r>
-        <w:br w:type="page"/>
+        <w:keepLines/>
+        <w:spacing w:before="84" w:after="0" w:line="400" w:lineRule="exact"/>
+        <w:ind w:left="0" w:right="20" w:firstLine="0"/>
+        <w:jc w:val="right"/>
+      </w:pPr>
+      <w:r>
+        <w:rPr>
+          <w:b/>
+          <w:bCs/>
+          <w:u w:val="single"/>
+        </w:rPr>
+        <w:t xml:space="preserve">Page</w:t>
+      </w:r>
+    </w:p>
+    <w:p>
+      <w:pPr>
+        <w:keepLines/>
+        <w:tabs>
+          <w:tab w:val="right" w:leader="dot" w:pos="9356"/>
+        </w:tabs>
+        <w:spacing w:before="168" w:after="0" w:line="400" w:lineRule="exact"/>
+        <w:ind w:left="720" w:right="720" w:hanging="720"/>
+      </w:pPr>
+      <w:r>
+        <w:t xml:space="preserve">TABLE OF AUTHORITIES</w:t>
+      </w:r>
+      <w:r>
+        <w:rPr>
+          <w:sz w:val="25"/>
+          <w:szCs w:val="25"/>
+        </w:rPr>
+        <w:t xml:space="preserve">  </w:t>
+      </w:r>
+      <w:r>
+        <w:tab/>
+      </w:r>
+      <w:r>
+        <w:t xml:space="preserve">ii</w:t>
+      </w:r>
+    </w:p>
+    <w:p>
+      <w:pPr>
+        <w:keepLines/>
+        <w:tabs>
+          <w:tab w:val="right" w:leader="dot" w:pos="9356"/>
+        </w:tabs>
+        <w:spacing w:before="168" w:after="0" w:line="400" w:lineRule="exact"/>
+        <w:ind w:left="720" w:right="720" w:hanging="720"/>
+      </w:pPr>
+      <w:r>
+        <w:t xml:space="preserve">INTRODUCTION</w:t>
+      </w:r>
+      <w:r>
+        <w:rPr>
+          <w:sz w:val="25"/>
+          <w:szCs w:val="25"/>
+        </w:rPr>
+        <w:t xml:space="preserve">  </w:t>
+      </w:r>
+      <w:r>
+        <w:tab/>
+      </w:r>
+      <w:r>
+        <w:t xml:space="preserve">1</w:t>
+      </w:r>
+    </w:p>
+    <w:p>
+      <w:pPr>
+        <w:keepLines/>
+        <w:tabs>
+          <w:tab w:val="right" w:leader="dot" w:pos="9356"/>
+        </w:tabs>
+        <w:spacing w:before="168" w:after="0" w:line="400" w:lineRule="exact"/>
+        <w:ind w:left="720" w:right="720" w:hanging="720"/>
+      </w:pPr>
+      <w:r>
+        <w:t xml:space="preserve">ARGUMENT</w:t>
+      </w:r>
+      <w:r>
+        <w:rPr>
+          <w:sz w:val="25"/>
+          <w:szCs w:val="25"/>
+        </w:rPr>
+        <w:t xml:space="preserve">  </w:t>
+      </w:r>
+      <w:r>
+        <w:tab/>
+      </w:r>
+      <w:r>
+        <w:t xml:space="preserve">2</w:t>
+      </w:r>
+    </w:p>
+    <w:p>
+      <w:pPr>
+        <w:keepLines/>
+        <w:tabs>
+          <w:tab w:val="right" w:leader="dot" w:pos="9356"/>
+        </w:tabs>
+        <w:spacing w:before="98" w:after="0" w:line="400" w:lineRule="exact"/>
+        <w:ind w:left="720" w:right="720" w:hanging="720"/>
+      </w:pPr>
+      <w:r>
+        <w:t xml:space="preserve">I.</w:t>
+      </w:r>
+      <w:r>
+        <w:tab/>
+      </w:r>
+      <w:r>
+        <w:t xml:space="preserve">The</w:t>
+      </w:r>
+      <w:r>
+        <w:t xml:space="preserve"> </w:t>
+      </w:r>
+      <w:r>
+        <w:t xml:space="preserve">Act</w:t>
+      </w:r>
+      <w:r>
+        <w:t xml:space="preserve"> </w:t>
+      </w:r>
+      <w:r>
+        <w:t xml:space="preserve">cannot</w:t>
+      </w:r>
+      <w:r>
+        <w:t xml:space="preserve"> </w:t>
+      </w:r>
+      <w:r>
+        <w:t xml:space="preserve">survive</w:t>
+      </w:r>
+      <w:r>
+        <w:t xml:space="preserve"> </w:t>
+      </w:r>
+      <w:r>
+        <w:t xml:space="preserve">exacting</w:t>
+      </w:r>
+      <w:r>
+        <w:t xml:space="preserve"> </w:t>
+      </w:r>
+      <w:r>
+        <w:t xml:space="preserve">scrutiny.</w:t>
+      </w:r>
+      <w:r>
+        <w:rPr>
+          <w:sz w:val="25"/>
+          <w:szCs w:val="25"/>
+        </w:rPr>
+        <w:t xml:space="preserve">  </w:t>
+      </w:r>
+      <w:r>
+        <w:tab/>
+      </w:r>
+      <w:r>
+        <w:t xml:space="preserve">2</w:t>
+      </w:r>
+    </w:p>
+    <w:p>
+      <w:pPr>
+        <w:keepLines/>
+        <w:tabs>
+          <w:tab w:val="right" w:leader="dot" w:pos="9356"/>
+        </w:tabs>
+        <w:spacing w:before="98" w:after="0" w:line="400" w:lineRule="exact"/>
+        <w:ind w:left="1440" w:right="720" w:hanging="720"/>
+      </w:pPr>
+      <w:r>
+        <w:t xml:space="preserve">A.</w:t>
+      </w:r>
+      <w:r>
+        <w:tab/>
+      </w:r>
+      <w:r>
+        <w:t xml:space="preserve">The</w:t>
+      </w:r>
+      <w:r>
+        <w:t xml:space="preserve"> </w:t>
+      </w:r>
+      <w:r>
+        <w:t xml:space="preserve">Act</w:t>
+      </w:r>
+      <w:r>
+        <w:t xml:space="preserve"> </w:t>
+      </w:r>
+      <w:r>
+        <w:t xml:space="preserve">is</w:t>
+      </w:r>
+      <w:r>
+        <w:t xml:space="preserve"> </w:t>
+      </w:r>
+      <w:r>
+        <w:t xml:space="preserve">not</w:t>
+      </w:r>
+      <w:r>
+        <w:t xml:space="preserve"> </w:t>
+      </w:r>
+      <w:r>
+        <w:t xml:space="preserve">narrowly</w:t>
+      </w:r>
+      <w:r>
+        <w:t xml:space="preserve"> </w:t>
+      </w:r>
+      <w:r>
+        <w:t xml:space="preserve">tailored</w:t>
+      </w:r>
+      <w:r>
+        <w:t xml:space="preserve"> </w:t>
+      </w:r>
+      <w:r>
+        <w:t xml:space="preserve">to</w:t>
+      </w:r>
+      <w:r>
+        <w:t xml:space="preserve"> </w:t>
+      </w:r>
+      <w:r>
+        <w:t xml:space="preserve">an</w:t>
+      </w:r>
+      <w:r>
+        <w:t xml:space="preserve"> </w:t>
+      </w:r>
+      <w:r>
+        <w:t xml:space="preserve">important</w:t>
+      </w:r>
+      <w:r>
+        <w:t xml:space="preserve"> </w:t>
+      </w:r>
+      <w:r>
+        <w:t xml:space="preserve">government</w:t>
+      </w:r>
+      <w:r>
+        <w:t xml:space="preserve"> </w:t>
+      </w:r>
+      <w:r>
+        <w:t xml:space="preserve">interest.</w:t>
+      </w:r>
+      <w:r>
+        <w:rPr>
+          <w:sz w:val="25"/>
+          <w:szCs w:val="25"/>
+        </w:rPr>
+        <w:t xml:space="preserve">  </w:t>
+      </w:r>
+      <w:r>
+        <w:tab/>
+      </w:r>
+      <w:r>
+        <w:t xml:space="preserve">2</w:t>
+      </w:r>
+    </w:p>
+    <w:p>
+      <w:pPr>
+        <w:keepLines/>
+        <w:tabs>
+          <w:tab w:val="right" w:leader="dot" w:pos="9356"/>
+        </w:tabs>
+        <w:spacing w:before="98" w:after="0" w:line="400" w:lineRule="exact"/>
+        <w:ind w:left="2160" w:right="720" w:hanging="720"/>
+      </w:pPr>
+      <w:r>
+        <w:t xml:space="preserve">1.</w:t>
+      </w:r>
+      <w:r>
+        <w:tab/>
+      </w:r>
+      <w:r>
+        <w:t xml:space="preserve">An</w:t>
+      </w:r>
+      <w:r>
+        <w:t xml:space="preserve"> </w:t>
+      </w:r>
+      <w:r>
+        <w:t xml:space="preserve">unbounded</w:t>
+      </w:r>
+      <w:r>
+        <w:t xml:space="preserve"> </w:t>
+      </w:r>
+      <w:r>
+        <w:t xml:space="preserve">information</w:t>
+      </w:r>
+      <w:r>
+        <w:t xml:space="preserve"> </w:t>
+      </w:r>
+      <w:r>
+        <w:t xml:space="preserve">interest</w:t>
+      </w:r>
+      <w:r>
+        <w:t xml:space="preserve"> </w:t>
+      </w:r>
+      <w:r>
+        <w:t xml:space="preserve">is</w:t>
+      </w:r>
+      <w:r>
+        <w:t xml:space="preserve"> </w:t>
+      </w:r>
+      <w:r>
+        <w:t xml:space="preserve">insufficiently</w:t>
+      </w:r>
+      <w:r>
+        <w:t xml:space="preserve"> </w:t>
+      </w:r>
+      <w:r>
+        <w:t xml:space="preserve">weighty</w:t>
+      </w:r>
+      <w:r>
+        <w:t xml:space="preserve"> </w:t>
+      </w:r>
+      <w:r>
+        <w:t xml:space="preserve">or</w:t>
+      </w:r>
+      <w:r>
+        <w:t xml:space="preserve"> </w:t>
+      </w:r>
+      <w:r>
+        <w:t xml:space="preserve">genuine</w:t>
+      </w:r>
+      <w:r>
+        <w:t xml:space="preserve"> </w:t>
+      </w:r>
+      <w:r>
+        <w:t xml:space="preserve">to</w:t>
+      </w:r>
+      <w:r>
+        <w:t xml:space="preserve"> </w:t>
+      </w:r>
+      <w:r>
+        <w:t xml:space="preserve">justify</w:t>
+      </w:r>
+      <w:r>
+        <w:t xml:space="preserve"> </w:t>
+      </w:r>
+      <w:r>
+        <w:t xml:space="preserve">any</w:t>
+      </w:r>
+      <w:r>
+        <w:t xml:space="preserve"> </w:t>
+      </w:r>
+      <w:r>
+        <w:t xml:space="preserve">compelled</w:t>
+      </w:r>
+      <w:r>
+        <w:t xml:space="preserve"> </w:t>
+      </w:r>
+      <w:r>
+        <w:t xml:space="preserve">disclosure.</w:t>
+      </w:r>
+      <w:r>
+        <w:rPr>
+          <w:sz w:val="25"/>
+          <w:szCs w:val="25"/>
+        </w:rPr>
+        <w:t xml:space="preserve">  </w:t>
+      </w:r>
+      <w:r>
+        <w:tab/>
+      </w:r>
+      <w:r>
+        <w:t xml:space="preserve">3</w:t>
+      </w:r>
+    </w:p>
+    <w:p>
+      <w:pPr>
+        <w:keepLines/>
+        <w:tabs>
+          <w:tab w:val="right" w:leader="dot" w:pos="9356"/>
+        </w:tabs>
+        <w:spacing w:before="168" w:after="0" w:line="400" w:lineRule="exact"/>
+        <w:ind w:left="720" w:right="720" w:hanging="720"/>
+      </w:pPr>
+      <w:r>
+        <w:t xml:space="preserve">CONCLUSION</w:t>
+      </w:r>
+      <w:r>
+        <w:rPr>
+          <w:sz w:val="25"/>
+          <w:szCs w:val="25"/>
+        </w:rPr>
+        <w:t xml:space="preserve">  </w:t>
+      </w:r>
+      <w:r>
+        <w:tab/>
+      </w:r>
+      <w:r>
+        <w:t xml:space="preserve">5</w:t>
+      </w:r>
+    </w:p>
+    <w:p>
+      <w:pPr>
+        <w:keepLines/>
+        <w:tabs>
+          <w:tab w:val="right" w:leader="dot" w:pos="9356"/>
+        </w:tabs>
+        <w:spacing w:before="168" w:after="0" w:line="400" w:lineRule="exact"/>
+        <w:ind w:left="720" w:right="720" w:hanging="720"/>
+      </w:pPr>
+      <w:r>
+        <w:t xml:space="preserve">CERTIFICATE OF COMPLIANCE</w:t>
+      </w:r>
+      <w:r>
+        <w:rPr>
+          <w:sz w:val="25"/>
+          <w:szCs w:val="25"/>
+        </w:rPr>
+        <w:t xml:space="preserve">  </w:t>
+      </w:r>
+      <w:r>
+        <w:tab/>
+      </w:r>
+      <w:r>
+        <w:t xml:space="preserve">6</w:t>
+      </w:r>
+    </w:p>
+    <w:p>
+      <w:pPr>
+        <w:keepLines/>
+        <w:tabs>
+          <w:tab w:val="right" w:leader="dot" w:pos="9356"/>
+        </w:tabs>
+        <w:spacing w:before="168" w:after="0" w:line="400" w:lineRule="exact"/>
+        <w:ind w:left="720" w:right="720" w:hanging="720"/>
+      </w:pPr>
+      <w:r>
+        <w:t xml:space="preserve">CERTIFICATE OF SERVICE</w:t>
+      </w:r>
+      <w:r>
+        <w:rPr>
+          <w:sz w:val="25"/>
+          <w:szCs w:val="25"/>
+        </w:rPr>
+        <w:t xml:space="preserve">  </w:t>
+      </w:r>
+      <w:r>
+        <w:tab/>
+      </w:r>
+      <w:r>
+        <w:t xml:space="preserve">7</w:t>
       </w:r>
     </w:p>
     <w:p>
       <w:pPr>
         <w:pStyle w:val="Heading1"/>
         <w:keepNext/>
-        <w:spacing w:before="0" w:after="240" w:line="240" w:lineRule="auto"/>
+        <w:keepLines/>
+        <w:pageBreakBefore/>
+        <w:spacing w:before="0" w:after="308" w:line="400" w:lineRule="exact"/>
+        <w:ind w:left="0" w:firstLine="0"/>
         <w:jc w:val="center"/>
       </w:pPr>
       <w:r>
-        <w:t xml:space="preserve">INTRODUCTION</w:t>
-      </w:r>
-    </w:p>
-    <w:p>
-      <w:pPr>
-        <w:pStyle w:val="FirstParagraph"/>
-      </w:pPr>
-      <w:r>
-        <w:t xml:space="preserve">Delaware’s brief demonstrates that it cannot meet its “burden…of proving that [its] law is constitutional.”</w:t>
-      </w:r>
-      <w:r>
-        <w:t xml:space="preserve"> </w:t>
-      </w:r>
-      <w:r>
-        <w:rPr>
-          <w:i/>
-          <w:iCs/>
-        </w:rPr>
-        <w:t xml:space="preserve">Amalgamated Transit Union Local 85 v. Port Authority of Allegheny County</w:t>
-      </w:r>
-      <w:r>
-        <w:t xml:space="preserve">, 39 F.4th 95, 103 (3d Cir. 2022) (quotation omitted). While acknowledging that this case is governed by the exacting scrutiny standard, the State declines to “demonstrate its need for” astoundingly invasive donor information “in light of any less intrusive alternatives.”</w:t>
-      </w:r>
-      <w:r>
-        <w:t xml:space="preserve"> </w:t>
-      </w:r>
-      <w:r>
-        <w:rPr>
-          <w:i/>
-          <w:iCs/>
-        </w:rPr>
-        <w:t xml:space="preserve">AFPF v. Bonta</w:t>
-      </w:r>
-      <w:r>
-        <w:t xml:space="preserve">, 594 U.S. 595, 613 (2021).</w:t>
-      </w:r>
-    </w:p>
-    <w:p>
-      <w:pPr>
-        <w:pStyle w:val="BodyText"/>
-      </w:pPr>
-      <w:r>
-        <w:t xml:space="preserve">Instead, it dodges the question, arguing that existing Circuit precedent has already applied narrow tailoring to its law—even though this is plainly wrong and the Tenth Circuit has expressly said so. Or, it suggests, AFPF did not alter the law at all—in the teeth of direct statements to the contrary by both the First and Tenth Circuits.</w:t>
-      </w:r>
-      <w:r>
-        <w:t xml:space="preserve"> </w:t>
-      </w:r>
-      <w:r>
-        <w:rPr>
-          <w:i/>
-          <w:iCs/>
-        </w:rPr>
-        <w:t xml:space="preserve">Id.</w:t>
-      </w:r>
-      <w:r>
-        <w:t xml:space="preserve"> </w:t>
-      </w:r>
-      <w:r>
-        <w:t xml:space="preserve">It points to multiple circuit decisions as justification for its law, but all of them involve statutes that are better tailored and serve as models for Delaware to reform its unconstitutional enactment, not authority to uphold its current regime. Finally, it bypasses the Supreme Court’s most recent and on-point authority, AFPF, and instead argues that it is protected by earlier campaign finance cases blessing a different statute and administered—with the approval of the D.C. Circuit—under an earmarking regime is not present here.</w:t>
-      </w:r>
-    </w:p>
-    <w:p>
-      <w:pPr>
-        <w:pStyle w:val="BodyText"/>
-      </w:pPr>
-      <w:r>
-        <w:t xml:space="preserve">But then, despite strenuously arguing that voters cannot evaluate public messages without knowing a group’s donors, Delaware reverses course. Appellants are not harmed, it says, because they may speak through a PAC and not disclose their donors at all. Delaware is wrong and, besides torpedoing its supposed interest, this argument—that speaking through a PAC is an acceptable alternative to speaking directly—was raised and rejected in</w:t>
-      </w:r>
-      <w:r>
-        <w:t xml:space="preserve"> </w:t>
-      </w:r>
-      <w:r>
-        <w:rPr>
-          <w:i/>
-          <w:iCs/>
-        </w:rPr>
-        <w:t xml:space="preserve">Citizens United</w:t>
-      </w:r>
-      <w:r>
-        <w:t xml:space="preserve">. At the end of the day, Delaware believes that its unbounded and undefined informational interest gives it the right to “near plenary donor disclosure.” The State is mistaken and a preliminary injunction is warranted.</w:t>
-      </w:r>
+        <w:rPr>
+          <w:b/>
+          <w:bCs/>
+          <w:sz w:val="32"/>
+          <w:szCs w:val="32"/>
+        </w:rPr>
+        <w:t xml:space="preserve">TABLE OF AUTHORITIES</w:t>
+      </w:r>
+    </w:p>
+    <w:p>
+      <w:pPr>
+        <w:keepNext/>
+        <w:keepLines/>
+        <w:tabs>
+          <w:tab w:val="right" w:pos="9356"/>
+        </w:tabs>
+        <w:spacing w:before="280" w:after="56" w:line="400" w:lineRule="exact"/>
+      </w:pPr>
+      <w:r>
+        <w:rPr>
+          <w:b/>
+          <w:bCs/>
+        </w:rPr>
+        <w:t xml:space="preserve">Cases:</w:t>
+      </w:r>
+      <w:r>
+        <w:tab/>
+      </w:r>
+      <w:r>
+        <w:rPr>
+          <w:b/>
+          <w:bCs/>
+          <w:u w:val="single"/>
+        </w:rPr>
+        <w:t xml:space="preserve">Page(s)</w:t>
+      </w:r>
+    </w:p>
+    <w:p>
+      <w:pPr>
+        <w:keepLines/>
+        <w:tabs>
+          <w:tab w:val="right" w:leader="dot" w:pos="9356"/>
+        </w:tabs>
+        <w:spacing w:before="196" w:after="0" w:line="400" w:lineRule="exact"/>
+        <w:ind w:left="504" w:right="1120" w:hanging="504"/>
+      </w:pPr>
+      <w:r>
+        <w:rPr>
+          <w:i/>
+          <w:iCs/>
+        </w:rPr>
+        <w:t xml:space="preserve">AFPF</w:t>
+      </w:r>
+      <w:r>
+        <w:rPr>
+          <w:i/>
+          <w:iCs/>
+        </w:rPr>
+        <w:t xml:space="preserve"> </w:t>
+      </w:r>
+      <w:r>
+        <w:rPr>
+          <w:i/>
+          <w:iCs/>
+        </w:rPr>
+        <w:t xml:space="preserve">v.</w:t>
+      </w:r>
+      <w:r>
+        <w:rPr>
+          <w:i/>
+          <w:iCs/>
+        </w:rPr>
+        <w:t xml:space="preserve"> </w:t>
+      </w:r>
+      <w:r>
+        <w:rPr>
+          <w:i/>
+          <w:iCs/>
+        </w:rPr>
+        <w:t xml:space="preserve">Bonta</w:t>
+      </w:r>
+      <w:r>
+        <w:t xml:space="preserve">,</w:t>
+      </w:r>
+      <w:r>
+        <w:br/>
+      </w:r>
+      <w:r>
+        <w:t xml:space="preserve">594</w:t>
+      </w:r>
+      <w:r>
+        <w:t xml:space="preserve"> </w:t>
+      </w:r>
+      <w:r>
+        <w:t xml:space="preserve">U.S.</w:t>
+      </w:r>
+      <w:r>
+        <w:t xml:space="preserve"> </w:t>
+      </w:r>
+      <w:r>
+        <w:t xml:space="preserve">595</w:t>
+      </w:r>
+      <w:r>
+        <w:t xml:space="preserve"> </w:t>
+      </w:r>
+      <w:r>
+        <w:t xml:space="preserve">(2021)</w:t>
+      </w:r>
+      <w:r>
+        <w:rPr>
+          <w:sz w:val="25"/>
+          <w:szCs w:val="25"/>
+        </w:rPr>
+        <w:t xml:space="preserve">  </w:t>
+      </w:r>
+      <w:r>
+        <w:tab/>
+      </w:r>
+      <w:r>
+        <w:t xml:space="preserve">1, 2, 3, 4</w:t>
+      </w:r>
+    </w:p>
+    <w:p>
+      <w:pPr>
+        <w:keepLines/>
+        <w:tabs>
+          <w:tab w:val="right" w:leader="dot" w:pos="9356"/>
+        </w:tabs>
+        <w:spacing w:before="196" w:after="0" w:line="400" w:lineRule="exact"/>
+        <w:ind w:left="504" w:right="1120" w:hanging="504"/>
+      </w:pPr>
+      <w:r>
+        <w:rPr>
+          <w:i/>
+          <w:iCs/>
+        </w:rPr>
+        <w:t xml:space="preserve">Amalgamated</w:t>
+      </w:r>
+      <w:r>
+        <w:rPr>
+          <w:i/>
+          <w:iCs/>
+        </w:rPr>
+        <w:t xml:space="preserve"> </w:t>
+      </w:r>
+      <w:r>
+        <w:rPr>
+          <w:i/>
+          <w:iCs/>
+        </w:rPr>
+        <w:t xml:space="preserve">Transit</w:t>
+      </w:r>
+      <w:r>
+        <w:rPr>
+          <w:i/>
+          <w:iCs/>
+        </w:rPr>
+        <w:t xml:space="preserve"> </w:t>
+      </w:r>
+      <w:r>
+        <w:rPr>
+          <w:i/>
+          <w:iCs/>
+        </w:rPr>
+        <w:t xml:space="preserve">Union</w:t>
+      </w:r>
+      <w:r>
+        <w:rPr>
+          <w:i/>
+          <w:iCs/>
+        </w:rPr>
+        <w:t xml:space="preserve"> </w:t>
+      </w:r>
+      <w:r>
+        <w:rPr>
+          <w:i/>
+          <w:iCs/>
+        </w:rPr>
+        <w:t xml:space="preserve">Local</w:t>
+      </w:r>
+      <w:r>
+        <w:rPr>
+          <w:i/>
+          <w:iCs/>
+        </w:rPr>
+        <w:t xml:space="preserve"> </w:t>
+      </w:r>
+      <w:r>
+        <w:rPr>
+          <w:i/>
+          <w:iCs/>
+        </w:rPr>
+        <w:t xml:space="preserve">85</w:t>
+      </w:r>
+      <w:r>
+        <w:rPr>
+          <w:i/>
+          <w:iCs/>
+        </w:rPr>
+        <w:t xml:space="preserve"> </w:t>
+      </w:r>
+      <w:r>
+        <w:rPr>
+          <w:i/>
+          <w:iCs/>
+        </w:rPr>
+        <w:t xml:space="preserve">v.</w:t>
+      </w:r>
+      <w:r>
+        <w:rPr>
+          <w:i/>
+          <w:iCs/>
+        </w:rPr>
+        <w:t xml:space="preserve"> </w:t>
+      </w:r>
+      <w:r>
+        <w:rPr>
+          <w:i/>
+          <w:iCs/>
+        </w:rPr>
+        <w:t xml:space="preserve">Port</w:t>
+      </w:r>
+      <w:r>
+        <w:rPr>
+          <w:i/>
+          <w:iCs/>
+        </w:rPr>
+        <w:t xml:space="preserve"> </w:t>
+      </w:r>
+      <w:r>
+        <w:rPr>
+          <w:i/>
+          <w:iCs/>
+        </w:rPr>
+        <w:t xml:space="preserve">Authority</w:t>
+      </w:r>
+      <w:r>
+        <w:rPr>
+          <w:i/>
+          <w:iCs/>
+        </w:rPr>
+        <w:t xml:space="preserve"> </w:t>
+      </w:r>
+      <w:r>
+        <w:rPr>
+          <w:i/>
+          <w:iCs/>
+        </w:rPr>
+        <w:t xml:space="preserve">of</w:t>
+      </w:r>
+      <w:r>
+        <w:rPr>
+          <w:i/>
+          <w:iCs/>
+        </w:rPr>
+        <w:t xml:space="preserve"> </w:t>
+      </w:r>
+      <w:r>
+        <w:rPr>
+          <w:i/>
+          <w:iCs/>
+        </w:rPr>
+        <w:t xml:space="preserve">Allegheny</w:t>
+      </w:r>
+      <w:r>
+        <w:rPr>
+          <w:i/>
+          <w:iCs/>
+        </w:rPr>
+        <w:t xml:space="preserve"> </w:t>
+      </w:r>
+      <w:r>
+        <w:rPr>
+          <w:i/>
+          <w:iCs/>
+        </w:rPr>
+        <w:t xml:space="preserve">County</w:t>
+      </w:r>
+      <w:r>
+        <w:t xml:space="preserve">,</w:t>
+      </w:r>
+      <w:r>
+        <w:br/>
+      </w:r>
+      <w:r>
+        <w:t xml:space="preserve">39</w:t>
+      </w:r>
+      <w:r>
+        <w:t xml:space="preserve"> </w:t>
+      </w:r>
+      <w:r>
+        <w:t xml:space="preserve">F.4th</w:t>
+      </w:r>
+      <w:r>
+        <w:t xml:space="preserve"> </w:t>
+      </w:r>
+      <w:r>
+        <w:t xml:space="preserve">95</w:t>
+      </w:r>
+      <w:r>
+        <w:t xml:space="preserve"> </w:t>
+      </w:r>
+      <w:r>
+        <w:t xml:space="preserve">(3d</w:t>
+      </w:r>
+      <w:r>
+        <w:t xml:space="preserve"> </w:t>
+      </w:r>
+      <w:r>
+        <w:t xml:space="preserve">Cir.</w:t>
+      </w:r>
+      <w:r>
+        <w:t xml:space="preserve"> </w:t>
+      </w:r>
+      <w:r>
+        <w:t xml:space="preserve">2022)</w:t>
+      </w:r>
+      <w:r>
+        <w:rPr>
+          <w:sz w:val="25"/>
+          <w:szCs w:val="25"/>
+        </w:rPr>
+        <w:t xml:space="preserve">  </w:t>
+      </w:r>
+      <w:r>
+        <w:tab/>
+      </w:r>
+      <w:r>
+        <w:t xml:space="preserve">1</w:t>
+      </w:r>
+    </w:p>
+    <w:p>
+      <w:pPr>
+        <w:keepLines/>
+        <w:tabs>
+          <w:tab w:val="right" w:leader="dot" w:pos="9356"/>
+        </w:tabs>
+        <w:spacing w:before="196" w:after="0" w:line="400" w:lineRule="exact"/>
+        <w:ind w:left="504" w:right="1120" w:hanging="504"/>
+      </w:pPr>
+      <w:r>
+        <w:rPr>
+          <w:i/>
+          <w:iCs/>
+        </w:rPr>
+        <w:t xml:space="preserve">Brown</w:t>
+      </w:r>
+      <w:r>
+        <w:rPr>
+          <w:i/>
+          <w:iCs/>
+        </w:rPr>
+        <w:t xml:space="preserve"> </w:t>
+      </w:r>
+      <w:r>
+        <w:rPr>
+          <w:i/>
+          <w:iCs/>
+        </w:rPr>
+        <w:t xml:space="preserve">v.</w:t>
+      </w:r>
+      <w:r>
+        <w:rPr>
+          <w:i/>
+          <w:iCs/>
+        </w:rPr>
+        <w:t xml:space="preserve"> </w:t>
+      </w:r>
+      <w:r>
+        <w:rPr>
+          <w:i/>
+          <w:iCs/>
+        </w:rPr>
+        <w:t xml:space="preserve">Ent.</w:t>
+      </w:r>
+      <w:r>
+        <w:rPr>
+          <w:i/>
+          <w:iCs/>
+        </w:rPr>
+        <w:t xml:space="preserve"> </w:t>
+      </w:r>
+      <w:r>
+        <w:rPr>
+          <w:i/>
+          <w:iCs/>
+        </w:rPr>
+        <w:t xml:space="preserve">Merchants</w:t>
+      </w:r>
+      <w:r>
+        <w:rPr>
+          <w:i/>
+          <w:iCs/>
+        </w:rPr>
+        <w:t xml:space="preserve"> </w:t>
+      </w:r>
+      <w:r>
+        <w:rPr>
+          <w:i/>
+          <w:iCs/>
+        </w:rPr>
+        <w:t xml:space="preserve">Ass’n</w:t>
+      </w:r>
+      <w:r>
+        <w:t xml:space="preserve">,</w:t>
+      </w:r>
+      <w:r>
+        <w:br/>
+      </w:r>
+      <w:r>
+        <w:t xml:space="preserve">564</w:t>
+      </w:r>
+      <w:r>
+        <w:t xml:space="preserve"> </w:t>
+      </w:r>
+      <w:r>
+        <w:t xml:space="preserve">U.S.</w:t>
+      </w:r>
+      <w:r>
+        <w:t xml:space="preserve"> </w:t>
+      </w:r>
+      <w:r>
+        <w:t xml:space="preserve">786</w:t>
+      </w:r>
+      <w:r>
+        <w:t xml:space="preserve"> </w:t>
+      </w:r>
+      <w:r>
+        <w:t xml:space="preserve">(2011)</w:t>
+      </w:r>
+      <w:r>
+        <w:rPr>
+          <w:sz w:val="25"/>
+          <w:szCs w:val="25"/>
+        </w:rPr>
+        <w:t xml:space="preserve">  </w:t>
+      </w:r>
+      <w:r>
+        <w:tab/>
+      </w:r>
+      <w:r>
+        <w:t xml:space="preserve">4</w:t>
+      </w:r>
+    </w:p>
+    <w:p>
+      <w:pPr>
+        <w:keepLines/>
+        <w:tabs>
+          <w:tab w:val="right" w:leader="dot" w:pos="9356"/>
+        </w:tabs>
+        <w:spacing w:before="196" w:after="0" w:line="400" w:lineRule="exact"/>
+        <w:ind w:left="504" w:right="1120" w:hanging="504"/>
+      </w:pPr>
+      <w:r>
+        <w:rPr>
+          <w:i/>
+          <w:iCs/>
+        </w:rPr>
+        <w:t xml:space="preserve">Citizens</w:t>
+      </w:r>
+      <w:r>
+        <w:rPr>
+          <w:i/>
+          <w:iCs/>
+        </w:rPr>
+        <w:t xml:space="preserve"> </w:t>
+      </w:r>
+      <w:r>
+        <w:rPr>
+          <w:i/>
+          <w:iCs/>
+        </w:rPr>
+        <w:t xml:space="preserve">United</w:t>
+      </w:r>
+      <w:r>
+        <w:rPr>
+          <w:i/>
+          <w:iCs/>
+        </w:rPr>
+        <w:t xml:space="preserve"> </w:t>
+      </w:r>
+      <w:r>
+        <w:rPr>
+          <w:i/>
+          <w:iCs/>
+        </w:rPr>
+        <w:t xml:space="preserve">v.</w:t>
+      </w:r>
+      <w:r>
+        <w:rPr>
+          <w:i/>
+          <w:iCs/>
+        </w:rPr>
+        <w:t xml:space="preserve"> </w:t>
+      </w:r>
+      <w:r>
+        <w:rPr>
+          <w:i/>
+          <w:iCs/>
+        </w:rPr>
+        <w:t xml:space="preserve">FEC</w:t>
+      </w:r>
+      <w:r>
+        <w:t xml:space="preserve">,</w:t>
+      </w:r>
+      <w:r>
+        <w:br/>
+      </w:r>
+      <w:r>
+        <w:t xml:space="preserve">558</w:t>
+      </w:r>
+      <w:r>
+        <w:t xml:space="preserve"> </w:t>
+      </w:r>
+      <w:r>
+        <w:t xml:space="preserve">U.S.</w:t>
+      </w:r>
+      <w:r>
+        <w:t xml:space="preserve"> </w:t>
+      </w:r>
+      <w:r>
+        <w:t xml:space="preserve">310</w:t>
+      </w:r>
+      <w:r>
+        <w:t xml:space="preserve"> </w:t>
+      </w:r>
+      <w:r>
+        <w:t xml:space="preserve">(2010)</w:t>
+      </w:r>
+      <w:r>
+        <w:rPr>
+          <w:sz w:val="25"/>
+          <w:szCs w:val="25"/>
+        </w:rPr>
+        <w:t xml:space="preserve">  </w:t>
+      </w:r>
+      <w:r>
+        <w:tab/>
+      </w:r>
+      <w:r>
+        <w:t xml:space="preserve">2</w:t>
+      </w:r>
+    </w:p>
+    <w:p>
+      <w:pPr>
+        <w:keepLines/>
+        <w:tabs>
+          <w:tab w:val="right" w:leader="dot" w:pos="9356"/>
+        </w:tabs>
+        <w:spacing w:before="196" w:after="0" w:line="400" w:lineRule="exact"/>
+        <w:ind w:left="504" w:right="1120" w:hanging="504"/>
+      </w:pPr>
+      <w:r>
+        <w:rPr>
+          <w:i/>
+          <w:iCs/>
+        </w:rPr>
+        <w:t xml:space="preserve">First</w:t>
+      </w:r>
+      <w:r>
+        <w:rPr>
+          <w:i/>
+          <w:iCs/>
+        </w:rPr>
+        <w:t xml:space="preserve"> </w:t>
+      </w:r>
+      <w:r>
+        <w:rPr>
+          <w:i/>
+          <w:iCs/>
+        </w:rPr>
+        <w:t xml:space="preserve">Nat.</w:t>
+      </w:r>
+      <w:r>
+        <w:rPr>
+          <w:i/>
+          <w:iCs/>
+        </w:rPr>
+        <w:t xml:space="preserve"> </w:t>
+      </w:r>
+      <w:r>
+        <w:rPr>
+          <w:i/>
+          <w:iCs/>
+        </w:rPr>
+        <w:t xml:space="preserve">Bank</w:t>
+      </w:r>
+      <w:r>
+        <w:rPr>
+          <w:i/>
+          <w:iCs/>
+        </w:rPr>
+        <w:t xml:space="preserve"> </w:t>
+      </w:r>
+      <w:r>
+        <w:rPr>
+          <w:i/>
+          <w:iCs/>
+        </w:rPr>
+        <w:t xml:space="preserve">of</w:t>
+      </w:r>
+      <w:r>
+        <w:rPr>
+          <w:i/>
+          <w:iCs/>
+        </w:rPr>
+        <w:t xml:space="preserve"> </w:t>
+      </w:r>
+      <w:r>
+        <w:rPr>
+          <w:i/>
+          <w:iCs/>
+        </w:rPr>
+        <w:t xml:space="preserve">Bos.</w:t>
+      </w:r>
+      <w:r>
+        <w:rPr>
+          <w:i/>
+          <w:iCs/>
+        </w:rPr>
+        <w:t xml:space="preserve"> </w:t>
+      </w:r>
+      <w:r>
+        <w:rPr>
+          <w:i/>
+          <w:iCs/>
+        </w:rPr>
+        <w:t xml:space="preserve">v.</w:t>
+      </w:r>
+      <w:r>
+        <w:rPr>
+          <w:i/>
+          <w:iCs/>
+        </w:rPr>
+        <w:t xml:space="preserve"> </w:t>
+      </w:r>
+      <w:r>
+        <w:rPr>
+          <w:i/>
+          <w:iCs/>
+        </w:rPr>
+        <w:t xml:space="preserve">Bellotti</w:t>
+      </w:r>
+      <w:r>
+        <w:t xml:space="preserve">,</w:t>
+      </w:r>
+      <w:r>
+        <w:br/>
+      </w:r>
+      <w:r>
+        <w:t xml:space="preserve">435</w:t>
+      </w:r>
+      <w:r>
+        <w:t xml:space="preserve"> </w:t>
+      </w:r>
+      <w:r>
+        <w:t xml:space="preserve">U.S.</w:t>
+      </w:r>
+      <w:r>
+        <w:t xml:space="preserve"> </w:t>
+      </w:r>
+      <w:r>
+        <w:t xml:space="preserve">765</w:t>
+      </w:r>
+      <w:r>
+        <w:t xml:space="preserve"> </w:t>
+      </w:r>
+      <w:r>
+        <w:t xml:space="preserve">(1978)</w:t>
+      </w:r>
+      <w:r>
+        <w:rPr>
+          <w:sz w:val="25"/>
+          <w:szCs w:val="25"/>
+        </w:rPr>
+        <w:t xml:space="preserve">  </w:t>
+      </w:r>
+      <w:r>
+        <w:tab/>
+      </w:r>
+      <w:r>
+        <w:t xml:space="preserve">4</w:t>
+      </w:r>
+    </w:p>
+    <w:p>
+      <w:pPr>
+        <w:keepLines/>
+        <w:tabs>
+          <w:tab w:val="right" w:leader="dot" w:pos="9356"/>
+        </w:tabs>
+        <w:spacing w:before="196" w:after="0" w:line="400" w:lineRule="exact"/>
+        <w:ind w:left="504" w:right="1120" w:hanging="504"/>
+      </w:pPr>
+      <w:r>
+        <w:rPr>
+          <w:i/>
+          <w:iCs/>
+        </w:rPr>
+        <w:t xml:space="preserve">The</w:t>
+      </w:r>
+      <w:r>
+        <w:rPr>
+          <w:i/>
+          <w:iCs/>
+        </w:rPr>
+        <w:t xml:space="preserve"> </w:t>
+      </w:r>
+      <w:r>
+        <w:rPr>
+          <w:i/>
+          <w:iCs/>
+        </w:rPr>
+        <w:t xml:space="preserve">Fla.</w:t>
+      </w:r>
+      <w:r>
+        <w:rPr>
+          <w:i/>
+          <w:iCs/>
+        </w:rPr>
+        <w:t xml:space="preserve"> </w:t>
+      </w:r>
+      <w:r>
+        <w:rPr>
+          <w:i/>
+          <w:iCs/>
+        </w:rPr>
+        <w:t xml:space="preserve">Star</w:t>
+      </w:r>
+      <w:r>
+        <w:rPr>
+          <w:i/>
+          <w:iCs/>
+        </w:rPr>
+        <w:t xml:space="preserve"> </w:t>
+      </w:r>
+      <w:r>
+        <w:rPr>
+          <w:i/>
+          <w:iCs/>
+        </w:rPr>
+        <w:t xml:space="preserve">v.</w:t>
+      </w:r>
+      <w:r>
+        <w:rPr>
+          <w:i/>
+          <w:iCs/>
+        </w:rPr>
+        <w:t xml:space="preserve"> </w:t>
+      </w:r>
+      <w:r>
+        <w:rPr>
+          <w:i/>
+          <w:iCs/>
+        </w:rPr>
+        <w:t xml:space="preserve">B.J.F.</w:t>
+      </w:r>
+      <w:r>
+        <w:t xml:space="preserve">,</w:t>
+      </w:r>
+      <w:r>
+        <w:br/>
+      </w:r>
+      <w:r>
+        <w:t xml:space="preserve">491</w:t>
+      </w:r>
+      <w:r>
+        <w:t xml:space="preserve"> </w:t>
+      </w:r>
+      <w:r>
+        <w:t xml:space="preserve">U.S.</w:t>
+      </w:r>
+      <w:r>
+        <w:t xml:space="preserve"> </w:t>
+      </w:r>
+      <w:r>
+        <w:t xml:space="preserve">524</w:t>
+      </w:r>
+      <w:r>
+        <w:t xml:space="preserve"> </w:t>
+      </w:r>
+      <w:r>
+        <w:t xml:space="preserve">(1989)</w:t>
+      </w:r>
+      <w:r>
+        <w:rPr>
+          <w:sz w:val="25"/>
+          <w:szCs w:val="25"/>
+        </w:rPr>
+        <w:t xml:space="preserve">  </w:t>
+      </w:r>
+      <w:r>
+        <w:tab/>
+      </w:r>
+      <w:r>
+        <w:t xml:space="preserve">4</w:t>
+      </w:r>
+    </w:p>
+    <w:p>
+      <w:pPr>
+        <w:spacing w:before="0" w:after="0" w:line="20" w:lineRule="exact"/>
+        <w:sectPr>
+          <w:footerReference w:type="default" r:id="rIdFtrPage"/>
+          <w:pgSz w:w="12240" w:h="15840"/>
+          <w:pgMar w:top="1440" w:right="1444" w:bottom="1440" w:left="1440" w:header="720" w:footer="676" w:gutter="0"/>
+          <w:pgNumType w:fmt="lowerRoman" w:start="1"/>
+        </w:sectPr>
+      </w:pPr>
     </w:p>
     <w:p>
       <w:pPr>
         <w:pStyle w:val="Heading1"/>
         <w:keepNext/>
-        <w:spacing w:before="0" w:after="240" w:line="240" w:lineRule="auto"/>
+        <w:keepLines/>
+        <w:spacing w:before="0" w:after="308" w:line="400" w:lineRule="exact"/>
+        <w:ind w:left="0" w:firstLine="0"/>
         <w:jc w:val="center"/>
       </w:pPr>
       <w:r>
+        <w:rPr>
+          <w:b/>
+          <w:bCs/>
+          <w:sz w:val="32"/>
+          <w:szCs w:val="32"/>
+        </w:rPr>
+        <w:t xml:space="preserve">INTRODUCTION</w:t>
+      </w:r>
+    </w:p>
+    <w:p>
+      <w:pPr>
+        <w:pStyle w:val="FirstParagraph"/>
+      </w:pPr>
+      <w:r>
+        <w:t xml:space="preserve">Delaware’s brief demonstrates that it cannot meet its “burden…of proving that [its] law is constitutional.”</w:t>
+      </w:r>
+      <w:r>
+        <w:t xml:space="preserve"> </w:t>
+      </w:r>
+      <w:r>
+        <w:rPr>
+          <w:i/>
+          <w:iCs/>
+        </w:rPr>
+        <w:t xml:space="preserve">Amalgamated Transit Union Local 85 v. Port Authority of Allegheny County</w:t>
+      </w:r>
+      <w:r>
+        <w:t xml:space="preserve">, 39 F.4th 95, 103 (3d Cir. 2022) (quotation omitted). While acknowledging that this case is governed by the exacting scrutiny standard, the State declines to “demonstrate its need for” astoundingly invasive donor information “in light of any less intrusive alternatives.”</w:t>
+      </w:r>
+      <w:r>
+        <w:t xml:space="preserve"> </w:t>
+      </w:r>
+      <w:r>
+        <w:rPr>
+          <w:i/>
+          <w:iCs/>
+        </w:rPr>
+        <w:t xml:space="preserve">AFPF v. Bonta</w:t>
+      </w:r>
+      <w:r>
+        <w:t xml:space="preserve">, 594 U.S. 595, 613 (2021).</w:t>
+      </w:r>
+    </w:p>
+    <w:p>
+      <w:pPr>
+        <w:pStyle w:val="BodyText"/>
+      </w:pPr>
+      <w:r>
+        <w:t xml:space="preserve">Instead, it dodges the question, arguing that existing Circuit precedent has already applied narrow tailoring to its law—even though this is plainly wrong and the Tenth Circuit has expressly said so. Or, it suggests, AFPF did not alter the law at all—in the teeth of direct statements to the contrary by both the First and Tenth Circuits.</w:t>
+      </w:r>
+      <w:r>
+        <w:t xml:space="preserve"> </w:t>
+      </w:r>
+      <w:r>
+        <w:rPr>
+          <w:i/>
+          <w:iCs/>
+        </w:rPr>
+        <w:t xml:space="preserve">Id.</w:t>
+      </w:r>
+      <w:r>
+        <w:t xml:space="preserve"> </w:t>
+      </w:r>
+      <w:r>
+        <w:t xml:space="preserve">It points to multiple circuit decisions as justification for its law, but all of them involve statutes that are better tailored and serve as models for Delaware to reform its unconstitutional enactment, not authority to uphold its current regime. Finally, it bypasses the Supreme Court’s most recent and on-point authority, AFPF, and instead argues that it is protected by earlier campaign finance cases blessing a different statute and administered—with the approval of the D.C. Circuit—under an earmarking regime is not present here.</w:t>
+      </w:r>
+    </w:p>
+    <w:p>
+      <w:pPr>
+        <w:pStyle w:val="BodyText"/>
+      </w:pPr>
+      <w:r>
+        <w:t xml:space="preserve">But then, despite strenuously arguing that voters cannot evaluate public messages without knowing a group’s donors, Delaware reverses course. Appellants are not harmed, it says, because they may speak through a PAC and not disclose their donors at all. Delaware is wrong and, besides torpedoing its supposed interest, this argument—that speaking through a PAC is an acceptable alternative to speaking directly—was raised and rejected in</w:t>
+      </w:r>
+      <w:r>
+        <w:t xml:space="preserve"> </w:t>
+      </w:r>
+      <w:r>
+        <w:rPr>
+          <w:i/>
+          <w:iCs/>
+        </w:rPr>
+        <w:t xml:space="preserve">Citizens United</w:t>
+      </w:r>
+      <w:r>
+        <w:t xml:space="preserve">. At the end of the day, Delaware believes that its unbounded and undefined informational interest gives it the right to “near plenary donor disclosure.” The State is mistaken and a preliminary injunction is warranted.</w:t>
+      </w:r>
+    </w:p>
+    <w:p>
+      <w:pPr>
+        <w:pStyle w:val="Heading1"/>
+        <w:keepNext/>
+        <w:keepLines/>
+        <w:spacing w:before="420" w:after="308" w:line="400" w:lineRule="exact"/>
+        <w:ind w:left="0" w:firstLine="0"/>
+        <w:jc w:val="center"/>
+      </w:pPr>
+      <w:r>
+        <w:rPr>
+          <w:b/>
+          <w:bCs/>
+          <w:sz w:val="32"/>
+          <w:szCs w:val="32"/>
+        </w:rPr>
         <w:t xml:space="preserve">ARGUMENT</w:t>
       </w:r>
     </w:p>
@@ -560,21 +2459,267 @@
       <w:pPr>
         <w:pStyle w:val="Heading2"/>
         <w:keepNext/>
-        <w:spacing w:before="0" w:after="240" w:line="240" w:lineRule="auto"/>
+        <w:keepLines/>
+        <w:spacing w:before="336" w:after="280" w:line="400" w:lineRule="exact"/>
+        <w:ind w:left="0" w:firstLine="0"/>
         <w:jc w:val="center"/>
       </w:pPr>
       <w:r>
-        <w:t xml:space="preserve">I. THE ACT CANNOT SURVIVE EXACTING SCRUTINY.</w:t>
+        <w:rPr>
+          <w:b/>
+          <w:bCs/>
+        </w:rPr>
+        <w:t xml:space="preserve">I. </w:t>
+      </w:r>
+      <w:r>
+        <w:rPr>
+          <w:b/>
+          <w:bCs/>
+        </w:rPr>
+        <w:t xml:space="preserve">The</w:t>
+      </w:r>
+      <w:r>
+        <w:rPr>
+          <w:b/>
+          <w:bCs/>
+        </w:rPr>
+        <w:t xml:space="preserve"> </w:t>
+      </w:r>
+      <w:r>
+        <w:rPr>
+          <w:b/>
+          <w:bCs/>
+        </w:rPr>
+        <w:t xml:space="preserve">Act</w:t>
+      </w:r>
+      <w:r>
+        <w:rPr>
+          <w:b/>
+          <w:bCs/>
+        </w:rPr>
+        <w:t xml:space="preserve"> </w:t>
+      </w:r>
+      <w:r>
+        <w:rPr>
+          <w:b/>
+          <w:bCs/>
+        </w:rPr>
+        <w:t xml:space="preserve">cannot</w:t>
+      </w:r>
+      <w:r>
+        <w:rPr>
+          <w:b/>
+          <w:bCs/>
+        </w:rPr>
+        <w:t xml:space="preserve"> </w:t>
+      </w:r>
+      <w:r>
+        <w:rPr>
+          <w:b/>
+          <w:bCs/>
+        </w:rPr>
+        <w:t xml:space="preserve">survive</w:t>
+      </w:r>
+      <w:r>
+        <w:rPr>
+          <w:b/>
+          <w:bCs/>
+        </w:rPr>
+        <w:t xml:space="preserve"> </w:t>
+      </w:r>
+      <w:r>
+        <w:rPr>
+          <w:b/>
+          <w:bCs/>
+        </w:rPr>
+        <w:t xml:space="preserve">exacting</w:t>
+      </w:r>
+      <w:r>
+        <w:rPr>
+          <w:b/>
+          <w:bCs/>
+        </w:rPr>
+        <w:t xml:space="preserve"> </w:t>
+      </w:r>
+      <w:r>
+        <w:rPr>
+          <w:b/>
+          <w:bCs/>
+        </w:rPr>
+        <w:t xml:space="preserve">scrutiny.</w:t>
       </w:r>
     </w:p>
     <w:p>
       <w:pPr>
         <w:pStyle w:val="Heading3"/>
         <w:keepNext/>
-        <w:spacing w:before="0" w:after="240" w:line="240" w:lineRule="auto"/>
-      </w:pPr>
-      <w:r>
-        <w:t xml:space="preserve">A. THE ACT IS NOT NARROWLY TAILORED TO AN IMPORTANT GOVERNMENT INTEREST.</w:t>
+        <w:keepLines/>
+        <w:tabs>
+          <w:tab w:val="left" w:pos="1440"/>
+        </w:tabs>
+        <w:spacing w:before="308" w:after="252" w:line="400" w:lineRule="exact"/>
+        <w:ind w:left="1440" w:hanging="720"/>
+      </w:pPr>
+      <w:r>
+        <w:rPr>
+          <w:b/>
+          <w:bCs/>
+        </w:rPr>
+        <w:t xml:space="preserve">A.</w:t>
+      </w:r>
+      <w:r>
+        <w:rPr>
+          <w:b/>
+          <w:bCs/>
+        </w:rPr>
+        <w:tab/>
+      </w:r>
+      <w:r>
+        <w:rPr>
+          <w:b/>
+          <w:bCs/>
+        </w:rPr>
+        <w:t xml:space="preserve">The</w:t>
+      </w:r>
+      <w:r>
+        <w:rPr>
+          <w:b/>
+          <w:bCs/>
+        </w:rPr>
+        <w:t xml:space="preserve"> </w:t>
+      </w:r>
+      <w:r>
+        <w:rPr>
+          <w:b/>
+          <w:bCs/>
+        </w:rPr>
+        <w:t xml:space="preserve">Act</w:t>
+      </w:r>
+      <w:r>
+        <w:rPr>
+          <w:b/>
+          <w:bCs/>
+        </w:rPr>
+        <w:t xml:space="preserve"> </w:t>
+      </w:r>
+      <w:r>
+        <w:rPr>
+          <w:b/>
+          <w:bCs/>
+        </w:rPr>
+        <w:t xml:space="preserve">is</w:t>
+      </w:r>
+      <w:r>
+        <w:rPr>
+          <w:b/>
+          <w:bCs/>
+        </w:rPr>
+        <w:t xml:space="preserve"> </w:t>
+      </w:r>
+      <w:r>
+        <w:rPr>
+          <w:b/>
+          <w:bCs/>
+        </w:rPr>
+        <w:t xml:space="preserve">not</w:t>
+      </w:r>
+      <w:r>
+        <w:rPr>
+          <w:b/>
+          <w:bCs/>
+        </w:rPr>
+        <w:t xml:space="preserve"> </w:t>
+      </w:r>
+      <w:r>
+        <w:rPr>
+          <w:b/>
+          <w:bCs/>
+        </w:rPr>
+        <w:t xml:space="preserve">narrowly</w:t>
+      </w:r>
+      <w:r>
+        <w:rPr>
+          <w:b/>
+          <w:bCs/>
+        </w:rPr>
+        <w:t xml:space="preserve"> </w:t>
+      </w:r>
+      <w:r>
+        <w:rPr>
+          <w:b/>
+          <w:bCs/>
+        </w:rPr>
+        <w:t xml:space="preserve">tailored</w:t>
+      </w:r>
+      <w:r>
+        <w:rPr>
+          <w:b/>
+          <w:bCs/>
+        </w:rPr>
+        <w:t xml:space="preserve"> </w:t>
+      </w:r>
+      <w:r>
+        <w:rPr>
+          <w:b/>
+          <w:bCs/>
+        </w:rPr>
+        <w:t xml:space="preserve">to</w:t>
+      </w:r>
+      <w:r>
+        <w:rPr>
+          <w:b/>
+          <w:bCs/>
+        </w:rPr>
+        <w:t xml:space="preserve"> </w:t>
+      </w:r>
+      <w:r>
+        <w:rPr>
+          <w:b/>
+          <w:bCs/>
+        </w:rPr>
+        <w:t xml:space="preserve">an</w:t>
+      </w:r>
+      <w:r>
+        <w:rPr>
+          <w:b/>
+          <w:bCs/>
+        </w:rPr>
+        <w:t xml:space="preserve"> </w:t>
+      </w:r>
+      <w:r>
+        <w:rPr>
+          <w:b/>
+          <w:bCs/>
+        </w:rPr>
+        <w:t xml:space="preserve">important</w:t>
+      </w:r>
+      <w:r>
+        <w:rPr>
+          <w:b/>
+          <w:bCs/>
+        </w:rPr>
+        <w:t xml:space="preserve"> </w:t>
+      </w:r>
+      <w:r>
+        <w:rPr>
+          <w:b/>
+          <w:bCs/>
+        </w:rPr>
+        <w:t xml:space="preserve">government</w:t>
+      </w:r>
+      <w:r>
+        <w:rPr>
+          <w:b/>
+          <w:bCs/>
+        </w:rPr>
+        <w:t xml:space="preserve"> </w:t>
+      </w:r>
+      <w:r>
+        <w:rPr>
+          <w:b/>
+          <w:bCs/>
+        </w:rPr>
+        <w:t xml:space="preserve">interest.</w:t>
       </w:r>
     </w:p>
     <w:p>
@@ -602,10 +2747,273 @@
       <w:pPr>
         <w:pStyle w:val="Heading4"/>
         <w:keepNext/>
-        <w:spacing w:before="0" w:after="240" w:line="240" w:lineRule="auto"/>
-      </w:pPr>
-      <w:r>
-        <w:t xml:space="preserve">1. AN UNBOUNDED INFORMATION INTEREST IS INSUFFICIENTLY WEIGHTY OR GENUINE TO JUSTIFY ANY COMPELLED DISCLOSURE.</w:t>
+        <w:keepLines/>
+        <w:tabs>
+          <w:tab w:val="left" w:pos="2160"/>
+        </w:tabs>
+        <w:spacing w:before="308" w:after="252" w:line="400" w:lineRule="exact"/>
+        <w:ind w:left="2160" w:hanging="720"/>
+      </w:pPr>
+      <w:r>
+        <w:rPr>
+          <w:b/>
+          <w:bCs/>
+          <w:i/>
+          <w:iCs/>
+        </w:rPr>
+        <w:t xml:space="preserve">1.</w:t>
+      </w:r>
+      <w:r>
+        <w:rPr>
+          <w:b/>
+          <w:bCs/>
+          <w:i/>
+          <w:iCs/>
+        </w:rPr>
+        <w:tab/>
+      </w:r>
+      <w:r>
+        <w:rPr>
+          <w:b/>
+          <w:bCs/>
+          <w:i/>
+          <w:iCs/>
+        </w:rPr>
+        <w:t xml:space="preserve">An</w:t>
+      </w:r>
+      <w:r>
+        <w:rPr>
+          <w:b/>
+          <w:bCs/>
+          <w:i/>
+          <w:iCs/>
+        </w:rPr>
+        <w:t xml:space="preserve"> </w:t>
+      </w:r>
+      <w:r>
+        <w:rPr>
+          <w:b/>
+          <w:bCs/>
+          <w:i/>
+          <w:iCs/>
+        </w:rPr>
+        <w:t xml:space="preserve">unbounded</w:t>
+      </w:r>
+      <w:r>
+        <w:rPr>
+          <w:b/>
+          <w:bCs/>
+          <w:i/>
+          <w:iCs/>
+        </w:rPr>
+        <w:t xml:space="preserve"> </w:t>
+      </w:r>
+      <w:r>
+        <w:rPr>
+          <w:b/>
+          <w:bCs/>
+          <w:i/>
+          <w:iCs/>
+        </w:rPr>
+        <w:t xml:space="preserve">information</w:t>
+      </w:r>
+      <w:r>
+        <w:rPr>
+          <w:b/>
+          <w:bCs/>
+          <w:i/>
+          <w:iCs/>
+        </w:rPr>
+        <w:t xml:space="preserve"> </w:t>
+      </w:r>
+      <w:r>
+        <w:rPr>
+          <w:b/>
+          <w:bCs/>
+          <w:i/>
+          <w:iCs/>
+        </w:rPr>
+        <w:t xml:space="preserve">interest</w:t>
+      </w:r>
+      <w:r>
+        <w:rPr>
+          <w:b/>
+          <w:bCs/>
+          <w:i/>
+          <w:iCs/>
+        </w:rPr>
+        <w:t xml:space="preserve"> </w:t>
+      </w:r>
+      <w:r>
+        <w:rPr>
+          <w:b/>
+          <w:bCs/>
+          <w:i/>
+          <w:iCs/>
+        </w:rPr>
+        <w:t xml:space="preserve">is</w:t>
+      </w:r>
+      <w:r>
+        <w:rPr>
+          <w:b/>
+          <w:bCs/>
+          <w:i/>
+          <w:iCs/>
+        </w:rPr>
+        <w:t xml:space="preserve"> </w:t>
+      </w:r>
+      <w:r>
+        <w:rPr>
+          <w:b/>
+          <w:bCs/>
+          <w:i/>
+          <w:iCs/>
+        </w:rPr>
+        <w:t xml:space="preserve">insufficiently</w:t>
+      </w:r>
+      <w:r>
+        <w:rPr>
+          <w:b/>
+          <w:bCs/>
+          <w:i/>
+          <w:iCs/>
+        </w:rPr>
+        <w:t xml:space="preserve"> </w:t>
+      </w:r>
+      <w:r>
+        <w:rPr>
+          <w:b/>
+          <w:bCs/>
+          <w:i/>
+          <w:iCs/>
+        </w:rPr>
+        <w:t xml:space="preserve">weighty</w:t>
+      </w:r>
+      <w:r>
+        <w:rPr>
+          <w:b/>
+          <w:bCs/>
+          <w:i/>
+          <w:iCs/>
+        </w:rPr>
+        <w:t xml:space="preserve"> </w:t>
+      </w:r>
+      <w:r>
+        <w:rPr>
+          <w:b/>
+          <w:bCs/>
+          <w:i/>
+          <w:iCs/>
+        </w:rPr>
+        <w:t xml:space="preserve">or</w:t>
+      </w:r>
+      <w:r>
+        <w:rPr>
+          <w:b/>
+          <w:bCs/>
+          <w:i/>
+          <w:iCs/>
+        </w:rPr>
+        <w:t xml:space="preserve"> </w:t>
+      </w:r>
+      <w:r>
+        <w:rPr>
+          <w:b/>
+          <w:bCs/>
+          <w:i/>
+          <w:iCs/>
+        </w:rPr>
+        <w:t xml:space="preserve">genuine</w:t>
+      </w:r>
+      <w:r>
+        <w:rPr>
+          <w:b/>
+          <w:bCs/>
+          <w:i/>
+          <w:iCs/>
+        </w:rPr>
+        <w:t xml:space="preserve"> </w:t>
+      </w:r>
+      <w:r>
+        <w:rPr>
+          <w:b/>
+          <w:bCs/>
+          <w:i/>
+          <w:iCs/>
+        </w:rPr>
+        <w:t xml:space="preserve">to</w:t>
+      </w:r>
+      <w:r>
+        <w:rPr>
+          <w:b/>
+          <w:bCs/>
+          <w:i/>
+          <w:iCs/>
+        </w:rPr>
+        <w:t xml:space="preserve"> </w:t>
+      </w:r>
+      <w:r>
+        <w:rPr>
+          <w:b/>
+          <w:bCs/>
+          <w:i/>
+          <w:iCs/>
+        </w:rPr>
+        <w:t xml:space="preserve">justify</w:t>
+      </w:r>
+      <w:r>
+        <w:rPr>
+          <w:b/>
+          <w:bCs/>
+          <w:i/>
+          <w:iCs/>
+        </w:rPr>
+        <w:t xml:space="preserve"> </w:t>
+      </w:r>
+      <w:r>
+        <w:rPr>
+          <w:b/>
+          <w:bCs/>
+          <w:i/>
+          <w:iCs/>
+        </w:rPr>
+        <w:t xml:space="preserve">any</w:t>
+      </w:r>
+      <w:r>
+        <w:rPr>
+          <w:b/>
+          <w:bCs/>
+          <w:i/>
+          <w:iCs/>
+        </w:rPr>
+        <w:t xml:space="preserve"> </w:t>
+      </w:r>
+      <w:r>
+        <w:rPr>
+          <w:b/>
+          <w:bCs/>
+          <w:i/>
+          <w:iCs/>
+        </w:rPr>
+        <w:t xml:space="preserve">compelled</w:t>
+      </w:r>
+      <w:r>
+        <w:rPr>
+          <w:b/>
+          <w:bCs/>
+          <w:i/>
+          <w:iCs/>
+        </w:rPr>
+        <w:t xml:space="preserve"> </w:t>
+      </w:r>
+      <w:r>
+        <w:rPr>
+          <w:b/>
+          <w:bCs/>
+          <w:i/>
+          <w:iCs/>
+        </w:rPr>
+        <w:t xml:space="preserve">disclosure.</w:t>
       </w:r>
     </w:p>
     <w:p>
@@ -681,7 +3089,13 @@
         <w:t xml:space="preserve">First Nat. Bank of Bos. v. Bellotti</w:t>
       </w:r>
       <w:r>
-        <w:t xml:space="preserve">, 435 U.S. 765, 792-93 (1978). The State’s contention that its regime is so flimsy as to be meaningless betrays its asserted interest as equally meaningless.</w:t>
+        <w:t xml:space="preserve">, 435 U.S. 765, 792</w:t>
+      </w:r>
+      <w:r>
+        <w:noBreakHyphen/>
+      </w:r>
+      <w:r>
+        <w:t xml:space="preserve">93 (1978). The State’s contention that its regime is so flimsy as to be meaningless betrays its asserted interest as equally meaningless.</w:t>
       </w:r>
     </w:p>
     <w:p>
@@ -709,26 +3123,152 @@
       <w:pPr>
         <w:pStyle w:val="Heading1"/>
         <w:keepNext/>
-        <w:spacing w:before="0" w:after="240" w:line="240" w:lineRule="auto"/>
+        <w:keepLines/>
+        <w:spacing w:before="420" w:after="308" w:line="400" w:lineRule="exact"/>
+        <w:ind w:left="0" w:firstLine="0"/>
         <w:jc w:val="center"/>
       </w:pPr>
       <w:r>
+        <w:rPr>
+          <w:b/>
+          <w:bCs/>
+          <w:sz w:val="32"/>
+          <w:szCs w:val="32"/>
+        </w:rPr>
         <w:t xml:space="preserve">CONCLUSION</w:t>
       </w:r>
     </w:p>
     <w:p>
       <w:pPr>
-        <w:pStyle w:val="BodyText"/>
-      </w:pPr>
-      <w:r>
-        <w:t xml:space="preserve">The Court should reverse the district court’s denial of the preliminary injunction and direct it to issue the requested injunction.</w:t>
-      </w:r>
-    </w:p>
-    <w:p>
-      <w:pPr>
         <w:keepNext/>
-        <w:spacing w:before="0" w:after="0" w:line="240" w:lineRule="auto"/>
-        <w:ind w:left="4320"/>
+        <w:keepLines/>
+        <w:spacing w:before="0" w:after="0" w:line="628" w:lineRule="exact"/>
+        <w:ind w:left="0" w:firstLine="720"/>
+      </w:pPr>
+      <w:r>
+        <w:t xml:space="preserve">The</w:t>
+      </w:r>
+      <w:r>
+        <w:t xml:space="preserve"> </w:t>
+      </w:r>
+      <w:r>
+        <w:t xml:space="preserve">Court</w:t>
+      </w:r>
+      <w:r>
+        <w:t xml:space="preserve"> </w:t>
+      </w:r>
+      <w:r>
+        <w:t xml:space="preserve">should</w:t>
+      </w:r>
+      <w:r>
+        <w:t xml:space="preserve"> </w:t>
+      </w:r>
+      <w:r>
+        <w:t xml:space="preserve">reverse</w:t>
+      </w:r>
+      <w:r>
+        <w:t xml:space="preserve"> </w:t>
+      </w:r>
+      <w:r>
+        <w:t xml:space="preserve">the</w:t>
+      </w:r>
+      <w:r>
+        <w:t xml:space="preserve"> </w:t>
+      </w:r>
+      <w:r>
+        <w:t xml:space="preserve">district</w:t>
+      </w:r>
+      <w:r>
+        <w:t xml:space="preserve"> </w:t>
+      </w:r>
+      <w:r>
+        <w:t xml:space="preserve">court’s</w:t>
+      </w:r>
+      <w:r>
+        <w:t xml:space="preserve"> </w:t>
+      </w:r>
+      <w:r>
+        <w:t xml:space="preserve">denial</w:t>
+      </w:r>
+      <w:r>
+        <w:t xml:space="preserve"> </w:t>
+      </w:r>
+      <w:r>
+        <w:t xml:space="preserve">of</w:t>
+      </w:r>
+      <w:r>
+        <w:t xml:space="preserve"> </w:t>
+      </w:r>
+      <w:r>
+        <w:t xml:space="preserve">the</w:t>
+      </w:r>
+      <w:r>
+        <w:t xml:space="preserve"> </w:t>
+      </w:r>
+      <w:r>
+        <w:t xml:space="preserve">preliminary</w:t>
+      </w:r>
+      <w:r>
+        <w:t xml:space="preserve"> </w:t>
+      </w:r>
+      <w:r>
+        <w:t xml:space="preserve">injunction</w:t>
+      </w:r>
+      <w:r>
+        <w:t xml:space="preserve"> </w:t>
+      </w:r>
+      <w:r>
+        <w:t xml:space="preserve">and</w:t>
+      </w:r>
+      <w:r>
+        <w:t xml:space="preserve"> </w:t>
+      </w:r>
+      <w:r>
+        <w:t xml:space="preserve">direct</w:t>
+      </w:r>
+      <w:r>
+        <w:t xml:space="preserve"> </w:t>
+      </w:r>
+      <w:r>
+        <w:t xml:space="preserve">it</w:t>
+      </w:r>
+      <w:r>
+        <w:t xml:space="preserve"> </w:t>
+      </w:r>
+      <w:r>
+        <w:t xml:space="preserve">to</w:t>
+      </w:r>
+      <w:r>
+        <w:t xml:space="preserve"> </w:t>
+      </w:r>
+      <w:r>
+        <w:t xml:space="preserve">issue</w:t>
+      </w:r>
+      <w:r>
+        <w:t xml:space="preserve"> </w:t>
+      </w:r>
+      <w:r>
+        <w:t xml:space="preserve">the</w:t>
+      </w:r>
+      <w:r>
+        <w:t xml:space="preserve"> </w:t>
+      </w:r>
+      <w:r>
+        <w:t xml:space="preserve">requested</w:t>
+      </w:r>
+      <w:r>
+        <w:t xml:space="preserve"> </w:t>
+      </w:r>
+      <w:r>
+        <w:t xml:space="preserve">injunction.</w:t>
+      </w:r>
+    </w:p>
+    <w:p>
+      <w:pPr>
+        <w:keepNext/>
+        <w:keepLines/>
+        <w:spacing w:before="392" w:after="0" w:line="400" w:lineRule="exact"/>
+        <w:ind w:left="4680" w:firstLine="0"/>
       </w:pPr>
       <w:r>
         <w:t xml:space="preserve">Respectfully submitted,</w:t>
@@ -737,128 +3277,331 @@
     <w:p>
       <w:pPr>
         <w:keepNext/>
-        <w:spacing w:before="0" w:after="0" w:line="240" w:lineRule="auto"/>
-        <w:ind w:left="4320"/>
-      </w:pPr>
-      <w:r>
-        <w:t xml:space="preserve"/>
+        <w:keepLines/>
+        <w:spacing w:before="336" w:after="0" w:line="400" w:lineRule="exact"/>
+        <w:ind w:left="4680" w:firstLine="0"/>
+      </w:pPr>
+      <w:r>
+        <w:t xml:space="preserve">/s/ Allen J. Dickerson</w:t>
       </w:r>
     </w:p>
     <w:p>
       <w:pPr>
         <w:keepNext/>
-        <w:spacing w:before="0" w:after="0" w:line="240" w:lineRule="auto"/>
-        <w:ind w:left="4320"/>
-      </w:pPr>
-      <w:r>
-        <w:t xml:space="preserve">/s/ Allen J. Dickerson</w:t>
+        <w:keepLines/>
+        <w:spacing w:before="0" w:after="0" w:line="400" w:lineRule="exact"/>
+        <w:ind w:left="4680" w:firstLine="0"/>
+      </w:pPr>
+      <w:r>
+        <w:t xml:space="preserve">ALLEN J. DICKERSON</w:t>
       </w:r>
     </w:p>
     <w:p>
       <w:pPr>
         <w:keepNext/>
-        <w:spacing w:before="0" w:after="0" w:line="240" w:lineRule="auto"/>
-        <w:ind w:left="4320"/>
-      </w:pPr>
-      <w:r>
-        <w:t xml:space="preserve">ALLEN J. DICKERSON</w:t>
+        <w:keepLines/>
+        <w:spacing w:before="0" w:after="0" w:line="400" w:lineRule="exact"/>
+        <w:ind w:left="4680" w:firstLine="140"/>
+      </w:pPr>
+      <w:r>
+        <w:rPr>
+          <w:i/>
+          <w:iCs/>
+        </w:rPr>
+        <w:t xml:space="preserve">BAKER</w:t>
+      </w:r>
+      <w:r>
+        <w:rPr>
+          <w:i/>
+          <w:iCs/>
+        </w:rPr>
+        <w:t xml:space="preserve"> </w:t>
+      </w:r>
+      <w:r>
+        <w:rPr>
+          <w:i/>
+          <w:iCs/>
+        </w:rPr>
+        <w:t xml:space="preserve">&amp;</w:t>
+      </w:r>
+      <w:r>
+        <w:rPr>
+          <w:i/>
+          <w:iCs/>
+        </w:rPr>
+        <w:t xml:space="preserve"> </w:t>
+      </w:r>
+      <w:r>
+        <w:rPr>
+          <w:i/>
+          <w:iCs/>
+        </w:rPr>
+        <w:t xml:space="preserve">HOSTETLER</w:t>
+      </w:r>
+      <w:r>
+        <w:rPr>
+          <w:i/>
+          <w:iCs/>
+        </w:rPr>
+        <w:t xml:space="preserve"> </w:t>
+      </w:r>
+      <w:r>
+        <w:rPr>
+          <w:i/>
+          <w:iCs/>
+        </w:rPr>
+        <w:t xml:space="preserve">LLP</w:t>
       </w:r>
     </w:p>
     <w:p>
       <w:pPr>
         <w:keepNext/>
-        <w:spacing w:before="0" w:after="0" w:line="240" w:lineRule="auto"/>
-        <w:ind w:left="4320"/>
-      </w:pPr>
-      <w:r>
-        <w:t xml:space="preserve">BAKER &amp; HOSTETLER LLP</w:t>
+        <w:keepLines/>
+        <w:spacing w:before="0" w:after="0" w:line="400" w:lineRule="exact"/>
+        <w:ind w:left="4680" w:firstLine="140"/>
+      </w:pPr>
+      <w:r>
+        <w:rPr>
+          <w:i/>
+          <w:iCs/>
+        </w:rPr>
+        <w:t xml:space="preserve">Washington</w:t>
+      </w:r>
+      <w:r>
+        <w:rPr>
+          <w:i/>
+          <w:iCs/>
+        </w:rPr>
+        <w:t xml:space="preserve"> </w:t>
+      </w:r>
+      <w:r>
+        <w:rPr>
+          <w:i/>
+          <w:iCs/>
+        </w:rPr>
+        <w:t xml:space="preserve">Square,</w:t>
+      </w:r>
+      <w:r>
+        <w:rPr>
+          <w:i/>
+          <w:iCs/>
+        </w:rPr>
+        <w:t xml:space="preserve"> </w:t>
+      </w:r>
+      <w:r>
+        <w:rPr>
+          <w:i/>
+          <w:iCs/>
+        </w:rPr>
+        <w:t xml:space="preserve">Ste.</w:t>
+      </w:r>
+      <w:r>
+        <w:rPr>
+          <w:i/>
+          <w:iCs/>
+        </w:rPr>
+        <w:t xml:space="preserve"> </w:t>
+      </w:r>
+      <w:r>
+        <w:rPr>
+          <w:i/>
+          <w:iCs/>
+        </w:rPr>
+        <w:t xml:space="preserve">1100</w:t>
       </w:r>
     </w:p>
     <w:p>
       <w:pPr>
         <w:keepNext/>
-        <w:spacing w:before="0" w:after="0" w:line="240" w:lineRule="auto"/>
-        <w:ind w:left="4320"/>
-      </w:pPr>
-      <w:r>
-        <w:t xml:space="preserve">Washington Square, Ste. 1100</w:t>
+        <w:keepLines/>
+        <w:spacing w:before="0" w:after="0" w:line="400" w:lineRule="exact"/>
+        <w:ind w:left="4680" w:firstLine="140"/>
+      </w:pPr>
+      <w:r>
+        <w:rPr>
+          <w:i/>
+          <w:iCs/>
+        </w:rPr>
+        <w:t xml:space="preserve">1050</w:t>
+      </w:r>
+      <w:r>
+        <w:rPr>
+          <w:i/>
+          <w:iCs/>
+        </w:rPr>
+        <w:t xml:space="preserve"> </w:t>
+      </w:r>
+      <w:r>
+        <w:rPr>
+          <w:i/>
+          <w:iCs/>
+        </w:rPr>
+        <w:t xml:space="preserve">Connecticut</w:t>
+      </w:r>
+      <w:r>
+        <w:rPr>
+          <w:i/>
+          <w:iCs/>
+        </w:rPr>
+        <w:t xml:space="preserve"> </w:t>
+      </w:r>
+      <w:r>
+        <w:rPr>
+          <w:i/>
+          <w:iCs/>
+        </w:rPr>
+        <w:t xml:space="preserve">Ave.,</w:t>
+      </w:r>
+      <w:r>
+        <w:rPr>
+          <w:i/>
+          <w:iCs/>
+        </w:rPr>
+        <w:t xml:space="preserve"> </w:t>
+      </w:r>
+      <w:r>
+        <w:rPr>
+          <w:i/>
+          <w:iCs/>
+        </w:rPr>
+        <w:t xml:space="preserve">N.W.</w:t>
       </w:r>
     </w:p>
     <w:p>
       <w:pPr>
         <w:keepNext/>
-        <w:spacing w:before="0" w:after="0" w:line="240" w:lineRule="auto"/>
-        <w:ind w:left="4320"/>
-      </w:pPr>
-      <w:r>
-        <w:t xml:space="preserve">1050 Connecticut Ave., N.W.</w:t>
+        <w:keepLines/>
+        <w:spacing w:before="0" w:after="0" w:line="400" w:lineRule="exact"/>
+        <w:ind w:left="4680" w:firstLine="140"/>
+      </w:pPr>
+      <w:r>
+        <w:rPr>
+          <w:i/>
+          <w:iCs/>
+        </w:rPr>
+        <w:t xml:space="preserve">Washington,</w:t>
+      </w:r>
+      <w:r>
+        <w:rPr>
+          <w:i/>
+          <w:iCs/>
+        </w:rPr>
+        <w:t xml:space="preserve"> </w:t>
+      </w:r>
+      <w:r>
+        <w:rPr>
+          <w:i/>
+          <w:iCs/>
+        </w:rPr>
+        <w:t xml:space="preserve">DC</w:t>
+      </w:r>
+      <w:r>
+        <w:rPr>
+          <w:i/>
+          <w:iCs/>
+        </w:rPr>
+        <w:t xml:space="preserve"> </w:t>
+      </w:r>
+      <w:r>
+        <w:rPr>
+          <w:i/>
+          <w:iCs/>
+        </w:rPr>
+        <w:t xml:space="preserve">20036</w:t>
       </w:r>
     </w:p>
     <w:p>
       <w:pPr>
         <w:keepNext/>
-        <w:spacing w:before="0" w:after="0" w:line="240" w:lineRule="auto"/>
-        <w:ind w:left="4320"/>
-      </w:pPr>
-      <w:r>
-        <w:t xml:space="preserve">Washington, DC 20036</w:t>
+        <w:keepLines/>
+        <w:spacing w:before="0" w:after="0" w:line="400" w:lineRule="exact"/>
+        <w:ind w:left="4680" w:firstLine="140"/>
+      </w:pPr>
+      <w:r>
+        <w:rPr>
+          <w:i/>
+          <w:iCs/>
+        </w:rPr>
+        <w:t xml:space="preserve">(202)</w:t>
+      </w:r>
+      <w:r>
+        <w:rPr>
+          <w:i/>
+          <w:iCs/>
+        </w:rPr>
+        <w:t xml:space="preserve"> </w:t>
+      </w:r>
+      <w:r>
+        <w:rPr>
+          <w:i/>
+          <w:iCs/>
+        </w:rPr>
+        <w:t xml:space="preserve">861</w:t>
+        <w:noBreakHyphen/>
+        <w:t xml:space="preserve">1711</w:t>
       </w:r>
     </w:p>
     <w:p>
       <w:pPr>
         <w:keepNext/>
-        <w:spacing w:before="0" w:after="0" w:line="240" w:lineRule="auto"/>
-        <w:ind w:left="4320"/>
-      </w:pPr>
-      <w:r>
-        <w:t xml:space="preserve">(202) 861-1711</w:t>
-      </w:r>
-    </w:p>
-    <w:p>
-      <w:pPr>
-        <w:keepNext/>
-        <w:spacing w:before="0" w:after="0" w:line="240" w:lineRule="auto"/>
-        <w:ind w:left="4320"/>
-      </w:pPr>
-      <w:r>
+        <w:keepLines/>
+        <w:spacing w:before="0" w:after="0" w:line="400" w:lineRule="exact"/>
+        <w:ind w:left="4680" w:firstLine="140"/>
+      </w:pPr>
+      <w:r>
+        <w:rPr>
+          <w:i/>
+          <w:iCs/>
+        </w:rPr>
         <w:t xml:space="preserve">adickerson@bakerlaw.com</w:t>
       </w:r>
     </w:p>
     <w:p>
       <w:pPr>
-        <w:keepNext/>
-        <w:spacing w:before="0" w:after="0" w:line="240" w:lineRule="auto"/>
-        <w:ind w:left="4320"/>
-      </w:pPr>
-      <w:r>
-        <w:t xml:space="preserve"/>
-      </w:r>
-    </w:p>
-    <w:p>
-      <w:pPr>
-        <w:keepNext/>
-        <w:spacing w:before="0" w:after="0" w:line="240" w:lineRule="auto"/>
-        <w:ind w:left="4320"/>
-      </w:pPr>
-      <w:r>
-        <w:t xml:space="preserve">August 4, 2026</w:t>
+        <w:keepLines/>
+        <w:spacing w:before="224" w:after="0" w:line="400" w:lineRule="exact"/>
+        <w:ind w:left="0" w:firstLine="0"/>
+      </w:pPr>
+      <w:r>
+        <w:t xml:space="preserve">August</w:t>
+      </w:r>
+      <w:r>
+        <w:t xml:space="preserve"> </w:t>
+      </w:r>
+      <w:r>
+        <w:t xml:space="preserve">4,</w:t>
+      </w:r>
+      <w:r>
+        <w:t xml:space="preserve"> </w:t>
+      </w:r>
+      <w:r>
+        <w:t xml:space="preserve">2026</w:t>
       </w:r>
     </w:p>
     <w:p>
       <w:pPr>
         <w:pStyle w:val="Heading1"/>
         <w:keepNext/>
+        <w:keepLines/>
         <w:pageBreakBefore/>
-        <w:spacing w:before="0" w:after="240" w:line="240" w:lineRule="auto"/>
+        <w:spacing w:before="0" w:after="308" w:line="400" w:lineRule="exact"/>
+        <w:ind w:left="0" w:firstLine="0"/>
         <w:jc w:val="center"/>
       </w:pPr>
       <w:r>
+        <w:rPr>
+          <w:b/>
+          <w:bCs/>
+          <w:sz w:val="32"/>
+          <w:szCs w:val="32"/>
+        </w:rPr>
         <w:t xml:space="preserve">CERTIFICATE OF COMPLIANCE</w:t>
       </w:r>
     </w:p>
     <w:p>
       <w:pPr>
-        <w:spacing w:before="0" w:after="0" w:line="480" w:lineRule="auto"/>
+        <w:spacing w:before="0" w:after="0" w:line="628" w:lineRule="exact"/>
+        <w:ind w:left="0" w:firstLine="720"/>
       </w:pPr>
       <w:r>
         <w:t xml:space="preserve">The undersigned counsel certifies pursuant to L.A.R. 46.1(e) that counsel is a member in good standing of the bar of this Court.</w:t>
@@ -866,115 +3609,157 @@
     </w:p>
     <w:p>
       <w:pPr>
-        <w:spacing w:before="0" w:after="0" w:line="480" w:lineRule="auto"/>
-      </w:pPr>
-      <w:r>
-        <w:t xml:space="preserve">This brief complies with the type-volume limitation of FRAP 32(a)(7)(B)(ii) because it contains 812 words, including headings, footnotes, and quotations, and excluding the items exempted by FRAP 32(f). It is prepared in 14-point, proportionally spaced EB Garamond and complies with the typeface and type-style requirements of FRAP 32(a)(5) and (6).</w:t>
-      </w:r>
-    </w:p>
-    <w:p>
-      <w:pPr>
-        <w:spacing w:before="0" w:after="0" w:line="480" w:lineRule="auto"/>
-      </w:pPr>
-      <w:r>
-        <w:t xml:space="preserve">The text of the electronic document is identical to the paper copies. Pursuant to L.A.R. 31.1(c), this electronic document was scanned for viruses using CrowdStrike Falcon Sensor Version 7.38.21003.0 prior to filing and found to be virus free.</w:t>
+        <w:spacing w:before="0" w:after="0" w:line="628" w:lineRule="exact"/>
+        <w:ind w:left="0" w:firstLine="720"/>
+      </w:pPr>
+      <w:r>
+        <w:t xml:space="preserve">This brief complies with the type-volume limitation of FRAP 32(a)⁠(7)⁠(B)⁠(ii) because it contains 812 words, including headings, footnotes, and quotations, and excluding the items exempted by FRAP 32(f). It is prepared in </w:t>
+      </w:r>
+      <w:r>
+        <w:t xml:space="preserve">14-point,</w:t>
+      </w:r>
+      <w:r>
+        <w:t xml:space="preserve"> </w:t>
+      </w:r>
+      <w:r>
+        <w:t xml:space="preserve">proportionally</w:t>
+      </w:r>
+      <w:r>
+        <w:t xml:space="preserve"> </w:t>
+      </w:r>
+      <w:r>
+        <w:t xml:space="preserve">spaced</w:t>
+      </w:r>
+      <w:r>
+        <w:t xml:space="preserve"> </w:t>
+      </w:r>
+      <w:r>
+        <w:t xml:space="preserve">Liberation</w:t>
+      </w:r>
+      <w:r>
+        <w:t xml:space="preserve"> </w:t>
+      </w:r>
+      <w:r>
+        <w:t xml:space="preserve">Serif</w:t>
+      </w:r>
+      <w:r>
+        <w:t xml:space="preserve"> and complies with the typeface and type-style requirements of FRAP 32(a)⁠(5) and (6).</w:t>
+      </w:r>
+    </w:p>
+    <w:p>
+      <w:pPr>
+        <w:spacing w:before="0" w:after="0" w:line="628" w:lineRule="exact"/>
+        <w:ind w:left="0" w:firstLine="720"/>
+      </w:pPr>
+      <w:r>
+        <w:t xml:space="preserve">The text of the electronic document is identical to the paper copies. Pursuant to L.A.R. 31.1(c), this electronic document was scanned for viruses using </w:t>
+      </w:r>
+      <w:r>
+        <w:t xml:space="preserve">CrowdStrike</w:t>
+      </w:r>
+      <w:r>
+        <w:t xml:space="preserve"> </w:t>
+      </w:r>
+      <w:r>
+        <w:t xml:space="preserve">Falcon</w:t>
+      </w:r>
+      <w:r>
+        <w:t xml:space="preserve"> </w:t>
+      </w:r>
+      <w:r>
+        <w:t xml:space="preserve">Sensor</w:t>
+      </w:r>
+      <w:r>
+        <w:t xml:space="preserve"> </w:t>
+      </w:r>
+      <w:r>
+        <w:t xml:space="preserve">Version</w:t>
+      </w:r>
+      <w:r>
+        <w:t xml:space="preserve"> </w:t>
+      </w:r>
+      <w:r>
+        <w:t xml:space="preserve">7.38.21003.0</w:t>
+      </w:r>
+      <w:r>
+        <w:t xml:space="preserve"> prior to filing and found to be virus free.</w:t>
       </w:r>
     </w:p>
     <w:p>
       <w:pPr>
         <w:keepNext/>
-        <w:spacing w:before="0" w:after="0" w:line="240" w:lineRule="auto"/>
-        <w:ind w:left="4320"/>
+        <w:keepLines/>
+        <w:tabs>
+          <w:tab w:val="left" w:pos="4820"/>
+        </w:tabs>
+        <w:spacing w:before="448" w:after="0" w:line="400" w:lineRule="exact"/>
+        <w:ind w:left="0" w:firstLine="0"/>
       </w:pPr>
       <w:r>
         <w:t xml:space="preserve">/s/ Allen J. Dickerson</w:t>
       </w:r>
-    </w:p>
-    <w:p>
-      <w:pPr>
-        <w:keepNext/>
-        <w:spacing w:before="0" w:after="0" w:line="240" w:lineRule="auto"/>
-        <w:ind w:left="4320"/>
-      </w:pPr>
-      <w:r>
-        <w:t xml:space="preserve">ALLEN J. DICKERSON</w:t>
-      </w:r>
-    </w:p>
-    <w:p>
-      <w:pPr>
-        <w:keepNext/>
-        <w:spacing w:before="0" w:after="0" w:line="240" w:lineRule="auto"/>
-        <w:ind w:left="4320"/>
-      </w:pPr>
-      <w:r>
-        <w:t xml:space="preserve">BAKER &amp; HOSTETLER LLP</w:t>
-      </w:r>
-    </w:p>
-    <w:p>
-      <w:pPr>
-        <w:keepNext/>
-        <w:spacing w:before="0" w:after="0" w:line="240" w:lineRule="auto"/>
-        <w:ind w:left="4320"/>
-      </w:pPr>
-      <w:r>
-        <w:t xml:space="preserve">Washington Square, Ste. 1100</w:t>
-      </w:r>
-    </w:p>
-    <w:p>
-      <w:pPr>
-        <w:keepNext/>
-        <w:spacing w:before="0" w:after="0" w:line="240" w:lineRule="auto"/>
-        <w:ind w:left="4320"/>
-      </w:pPr>
-      <w:r>
-        <w:t xml:space="preserve">1050 Connecticut Ave., N.W.</w:t>
-      </w:r>
-    </w:p>
-    <w:p>
-      <w:pPr>
-        <w:keepNext/>
-        <w:spacing w:before="0" w:after="0" w:line="240" w:lineRule="auto"/>
-        <w:ind w:left="4320"/>
-      </w:pPr>
-      <w:r>
-        <w:t xml:space="preserve">Washington, DC 20036</w:t>
-      </w:r>
-    </w:p>
-    <w:p>
-      <w:pPr>
-        <w:keepNext/>
-        <w:spacing w:before="0" w:after="0" w:line="240" w:lineRule="auto"/>
-        <w:ind w:left="4320"/>
-      </w:pPr>
-      <w:r>
-        <w:t xml:space="preserve">(202) 861-1711</w:t>
-      </w:r>
-    </w:p>
-    <w:p>
-      <w:pPr>
-        <w:keepNext/>
-        <w:spacing w:before="0" w:after="0" w:line="240" w:lineRule="auto"/>
-        <w:ind w:left="4320"/>
-      </w:pPr>
-      <w:r>
-        <w:t xml:space="preserve">adickerson@bakerlaw.com</w:t>
+      <w:r>
+        <w:tab/>
+      </w:r>
+      <w:r>
+        <w:t xml:space="preserve">August</w:t>
+      </w:r>
+      <w:r>
+        <w:t xml:space="preserve"> </w:t>
+      </w:r>
+      <w:r>
+        <w:t xml:space="preserve">4,</w:t>
+      </w:r>
+      <w:r>
+        <w:t xml:space="preserve"> </w:t>
+      </w:r>
+      <w:r>
+        <w:t xml:space="preserve">2026</w:t>
+      </w:r>
+    </w:p>
+    <w:p>
+      <w:pPr>
+        <w:keepLines/>
+        <w:tabs>
+          <w:tab w:val="left" w:pos="4820"/>
+        </w:tabs>
+        <w:spacing w:before="0" w:after="0" w:line="400" w:lineRule="exact"/>
+        <w:ind w:left="0" w:firstLine="0"/>
+      </w:pPr>
+      <w:r>
+        <w:t xml:space="preserve">Signature</w:t>
+      </w:r>
+      <w:r>
+        <w:tab/>
+      </w:r>
+      <w:r>
+        <w:t xml:space="preserve">Date</w:t>
       </w:r>
     </w:p>
     <w:p>
       <w:pPr>
         <w:pStyle w:val="Heading1"/>
         <w:keepNext/>
+        <w:keepLines/>
         <w:pageBreakBefore/>
-        <w:spacing w:before="0" w:after="240" w:line="240" w:lineRule="auto"/>
+        <w:spacing w:before="0" w:after="308" w:line="400" w:lineRule="exact"/>
+        <w:ind w:left="0" w:firstLine="0"/>
         <w:jc w:val="center"/>
       </w:pPr>
       <w:r>
+        <w:rPr>
+          <w:b/>
+          <w:bCs/>
+          <w:sz w:val="32"/>
+          <w:szCs w:val="32"/>
+        </w:rPr>
         <w:t xml:space="preserve">CERTIFICATE OF SERVICE</w:t>
       </w:r>
     </w:p>
     <w:p>
       <w:pPr>
-        <w:spacing w:before="0" w:after="0" w:line="480" w:lineRule="auto"/>
+        <w:spacing w:before="0" w:after="0" w:line="628" w:lineRule="exact"/>
+        <w:ind w:left="0" w:firstLine="720"/>
       </w:pPr>
       <w:r>
         <w:t xml:space="preserve">I hereby certify that the foregoing brief was electronically filed on this date with the Clerk of the Court for the United States Court of Appeals for the Third Circuit by using the appellate CM/ECF system. Participants in the case who are registered CM/ECF users will be served by the appellate CM/ECF system.</w:t>
@@ -983,89 +3768,59 @@
     <w:p>
       <w:pPr>
         <w:keepNext/>
-        <w:spacing w:before="0" w:after="0" w:line="240" w:lineRule="auto"/>
-        <w:ind w:left="4320"/>
+        <w:keepLines/>
+        <w:tabs>
+          <w:tab w:val="left" w:pos="4820"/>
+        </w:tabs>
+        <w:spacing w:before="448" w:after="0" w:line="400" w:lineRule="exact"/>
+        <w:ind w:left="0" w:firstLine="0"/>
       </w:pPr>
       <w:r>
         <w:t xml:space="preserve">/s/ Allen J. Dickerson</w:t>
       </w:r>
-    </w:p>
-    <w:p>
-      <w:pPr>
-        <w:keepNext/>
-        <w:spacing w:before="0" w:after="0" w:line="240" w:lineRule="auto"/>
-        <w:ind w:left="4320"/>
-      </w:pPr>
-      <w:r>
-        <w:t xml:space="preserve">ALLEN J. DICKERSON</w:t>
-      </w:r>
-    </w:p>
-    <w:p>
-      <w:pPr>
-        <w:keepNext/>
-        <w:spacing w:before="0" w:after="0" w:line="240" w:lineRule="auto"/>
-        <w:ind w:left="4320"/>
-      </w:pPr>
-      <w:r>
-        <w:t xml:space="preserve">BAKER &amp; HOSTETLER LLP</w:t>
-      </w:r>
-    </w:p>
-    <w:p>
-      <w:pPr>
-        <w:keepNext/>
-        <w:spacing w:before="0" w:after="0" w:line="240" w:lineRule="auto"/>
-        <w:ind w:left="4320"/>
-      </w:pPr>
-      <w:r>
-        <w:t xml:space="preserve">Washington Square, Ste. 1100</w:t>
-      </w:r>
-    </w:p>
-    <w:p>
-      <w:pPr>
-        <w:keepNext/>
-        <w:spacing w:before="0" w:after="0" w:line="240" w:lineRule="auto"/>
-        <w:ind w:left="4320"/>
-      </w:pPr>
-      <w:r>
-        <w:t xml:space="preserve">1050 Connecticut Ave., N.W.</w:t>
-      </w:r>
-    </w:p>
-    <w:p>
-      <w:pPr>
-        <w:keepNext/>
-        <w:spacing w:before="0" w:after="0" w:line="240" w:lineRule="auto"/>
-        <w:ind w:left="4320"/>
-      </w:pPr>
-      <w:r>
-        <w:t xml:space="preserve">Washington, DC 20036</w:t>
-      </w:r>
-    </w:p>
-    <w:p>
-      <w:pPr>
-        <w:keepNext/>
-        <w:spacing w:before="0" w:after="0" w:line="240" w:lineRule="auto"/>
-        <w:ind w:left="4320"/>
-      </w:pPr>
-      <w:r>
-        <w:t xml:space="preserve">(202) 861-1711</w:t>
-      </w:r>
-    </w:p>
-    <w:p>
-      <w:pPr>
-        <w:keepNext/>
-        <w:spacing w:before="0" w:after="0" w:line="240" w:lineRule="auto"/>
-        <w:ind w:left="4320"/>
-      </w:pPr>
-      <w:r>
-        <w:t xml:space="preserve">adickerson@bakerlaw.com</w:t>
+      <w:r>
+        <w:tab/>
+      </w:r>
+      <w:r>
+        <w:t xml:space="preserve">August</w:t>
+      </w:r>
+      <w:r>
+        <w:t xml:space="preserve"> </w:t>
+      </w:r>
+      <w:r>
+        <w:t xml:space="preserve">4,</w:t>
+      </w:r>
+      <w:r>
+        <w:t xml:space="preserve"> </w:t>
+      </w:r>
+      <w:r>
+        <w:t xml:space="preserve">2026</w:t>
+      </w:r>
+    </w:p>
+    <w:p>
+      <w:pPr>
+        <w:keepLines/>
+        <w:tabs>
+          <w:tab w:val="left" w:pos="4820"/>
+        </w:tabs>
+        <w:spacing w:before="0" w:after="0" w:line="400" w:lineRule="exact"/>
+        <w:ind w:left="0" w:firstLine="0"/>
+      </w:pPr>
+      <w:r>
+        <w:t xml:space="preserve">Signature</w:t>
+      </w:r>
+      <w:r>
+        <w:tab/>
+      </w:r>
+      <w:r>
+        <w:t xml:space="preserve">Date</w:t>
       </w:r>
     </w:p>
     <w:sectPr>
-      <w:footnotePr>
-        <w:numRestart w:val="eachSect"/>
-      </w:footnotePr>
+      <w:footerReference w:type="default" r:id="rIdFtrPage"/>
       <w:pgSz w:w="12240" w:h="15840"/>
-      <w:pgMar w:top="1440" w:right="1440" w:bottom="1440" w:left="1440" w:header="720" w:footer="720" w:gutter="0"/>
+      <w:pgMar w:top="1440" w:right="1444" w:bottom="1440" w:left="1440" w:header="720" w:footer="676" w:gutter="0"/>
+      <w:pgNumType w:fmt="decimal" w:start="1"/>
     </w:sectPr>
   </w:body>
 </w:document>
@@ -1075,6 +3830,31 @@
 <w:comments xmlns:w="http://schemas.openxmlformats.org/wordprocessingml/2006/main" xmlns:m="http://schemas.openxmlformats.org/officeDocument/2006/math" xmlns:r="http://schemas.openxmlformats.org/officeDocument/2006/relationships" xmlns:o="urn:schemas-microsoft-com:office:office" xmlns:v="urn:schemas-microsoft-com:vml" xmlns:w10="urn:schemas-microsoft-com:office:word" xmlns:a="http://schemas.openxmlformats.org/drawingml/2006/main" xmlns:pic="http://schemas.openxmlformats.org/drawingml/2006/picture" xmlns:wp="http://schemas.openxmlformats.org/drawingml/2006/wordprocessingDrawing"/>
 </file>
 
+<file path=word/footer1.xml><?xml version="1.0" encoding="utf-8"?>
+<w:ftr xmlns:w="http://schemas.openxmlformats.org/wordprocessingml/2006/main" xmlns:r="http://schemas.openxmlformats.org/officeDocument/2006/relationships">
+  <w:p>
+    <w:pPr>
+      <w:jc w:val="center"/>
+    </w:pPr>
+    <w:r>
+      <w:fldChar w:fldCharType="begin"/>
+    </w:r>
+    <w:r>
+      <w:instrText xml:space="preserve"> PAGE </w:instrText>
+    </w:r>
+    <w:r>
+      <w:fldChar w:fldCharType="separate"/>
+    </w:r>
+    <w:r>
+      <w:t>1</w:t>
+    </w:r>
+    <w:r>
+      <w:fldChar w:fldCharType="end"/>
+    </w:r>
+  </w:p>
+</w:ftr>
+</file>
+
 <file path=word/footnotes.xml><?xml version="1.0" encoding="utf-8"?>
 <w:footnotes xmlns:w="http://schemas.openxmlformats.org/wordprocessingml/2006/main" xmlns:m="http://schemas.openxmlformats.org/officeDocument/2006/math" xmlns:r="http://schemas.openxmlformats.org/officeDocument/2006/relationships" xmlns:o="urn:schemas-microsoft-com:office:office" xmlns:v="urn:schemas-microsoft-com:vml" xmlns:w10="urn:schemas-microsoft-com:office:word" xmlns:a="http://schemas.openxmlformats.org/drawingml/2006/main" xmlns:pic="http://schemas.openxmlformats.org/drawingml/2006/picture" xmlns:wp="http://schemas.openxmlformats.org/drawingml/2006/wordprocessingDrawing">
   <w:footnote w:type="continuationSeparator" w:id="0">
@@ -1092,6 +3872,72 @@
     </w:p>
   </w:footnote>
 </w:footnotes>
+</file>
+
+<file path=word/ftr-add.xml><?xml version="1.0" encoding="utf-8"?>
+<w:ftr xmlns:w="http://schemas.openxmlformats.org/wordprocessingml/2006/main" xmlns:r="http://schemas.openxmlformats.org/officeDocument/2006/relationships">
+  <w:p>
+    <w:pPr>
+      <w:spacing w:before="0" w:after="0"/>
+      <w:jc w:val="center"/>
+    </w:pPr>
+    <w:r>
+      <w:t>Add-</w:t>
+    </w:r>
+    <w:r>
+      <w:fldChar w:fldCharType="begin"/>
+    </w:r>
+    <w:r>
+      <w:instrText xml:space="preserve"> PAGE </w:instrText>
+    </w:r>
+    <w:r>
+      <w:fldChar w:fldCharType="separate"/>
+    </w:r>
+    <w:r>
+      <w:t>1</w:t>
+    </w:r>
+    <w:r>
+      <w:fldChar w:fldCharType="end"/>
+    </w:r>
+  </w:p>
+</w:ftr>
+</file>
+
+<file path=word/ftr-none.xml><?xml version="1.0" encoding="utf-8"?>
+<w:ftr xmlns:w="http://schemas.openxmlformats.org/wordprocessingml/2006/main" xmlns:r="http://schemas.openxmlformats.org/officeDocument/2006/relationships">
+  <w:p>
+    <w:pPr>
+      <w:spacing w:before="0" w:after="0"/>
+      <w:jc w:val="center"/>
+    </w:pPr>
+  </w:p>
+</w:ftr>
+</file>
+
+<file path=word/ftr-page.xml><?xml version="1.0" encoding="utf-8"?>
+<w:ftr xmlns:w="http://schemas.openxmlformats.org/wordprocessingml/2006/main" xmlns:r="http://schemas.openxmlformats.org/officeDocument/2006/relationships">
+  <w:p>
+    <w:pPr>
+      <w:spacing w:before="0" w:after="0"/>
+      <w:jc w:val="center"/>
+    </w:pPr>
+    <w:r>
+      <w:fldChar w:fldCharType="begin"/>
+    </w:r>
+    <w:r>
+      <w:instrText xml:space="preserve"> PAGE </w:instrText>
+    </w:r>
+    <w:r>
+      <w:fldChar w:fldCharType="separate"/>
+    </w:r>
+    <w:r>
+      <w:t>1</w:t>
+    </w:r>
+    <w:r>
+      <w:fldChar w:fldCharType="end"/>
+    </w:r>
+  </w:p>
+</w:ftr>
 </file>
 
 <file path=word/numbering.xml><?xml version="1.0" encoding="utf-8"?>
@@ -1183,7 +4029,7 @@
   <w:docDefaults>
     <w:rPrDefault>
       <w:rPr>
-        <w:rFonts w:ascii="EB Garamond" w:hAnsi="EB Garamond" w:eastAsia="EB Garamond" w:cs="EB Garamond"/>
+        <w:rFonts w:ascii="Times New Roman" w:hAnsi="Times New Roman" w:eastAsia="Times New Roman" w:cs="Times New Roman"/>
         <w:sz w:val="28"/>
         <w:szCs w:val="28"/>
         <w:lang w:val="en-US" w:eastAsia="zh-CN" w:bidi="ar-SA"/>
@@ -1191,7 +4037,8 @@
     </w:rPrDefault>
     <w:pPrDefault>
       <w:pPr>
-        <w:spacing w:after="0" w:line="480" w:lineRule="auto"/>
+        <w:widowControl/>
+        <w:spacing w:after="0"/>
       </w:pPr>
     </w:pPrDefault>
   </w:docDefaults>
@@ -1206,7 +4053,8 @@
     <w:link w:val="BodyTextChar"/>
     <w:qFormat/>
     <w:pPr>
-      <w:spacing w:before="180" w:after="180"/>
+      <w:spacing w:before="0" w:after="0" w:line="628" w:lineRule="exact"/>
+      <w:ind w:firstLine="720"/>
     </w:pPr>
   </w:style>
   <w:style w:type="paragraph" w:customStyle="1" w:styleId="FirstParagraph">
@@ -1238,8 +4086,8 @@
     </w:pPr>
     <w:rPr>
       <w:rFonts w:asciiTheme="majorHAnsi" w:eastAsiaTheme="majorEastAsia" w:hAnsiTheme="majorHAnsi" w:cstheme="majorBidi"/>
-      <w:sz w:val="28"/>
-      <w:szCs w:val="28"/>
+      <w:sz w:val="56"/>
+      <w:szCs w:val="56"/>
     </w:rPr>
   </w:style>
   <w:style w:type="character" w:customStyle="1" w:styleId="TitleChar">
@@ -1250,8 +4098,8 @@
     <w:rsid w:val="00A10FD9"/>
     <w:rPr>
       <w:rFonts w:asciiTheme="majorHAnsi" w:eastAsiaTheme="majorEastAsia" w:hAnsiTheme="majorHAnsi" w:cstheme="majorBidi"/>
-      <w:sz w:val="28"/>
-      <w:szCs w:val="28"/>
+      <w:sz w:val="56"/>
+      <w:szCs w:val="56"/>
     </w:rPr>
   </w:style>
   <w:style w:type="paragraph" w:styleId="Subtitle">
@@ -1298,8 +4146,8 @@
       <w:keepLines/>
     </w:pPr>
     <w:rPr>
-      <w:sz w:val="28"/>
-      <w:szCs w:val="28"/>
+      <w:sz w:val="24"/>
+      <w:szCs w:val="24"/>
     </w:rPr>
   </w:style>
   <w:style w:type="paragraph" w:styleId="Date">
@@ -1312,8 +4160,8 @@
       <w:keepLines/>
     </w:pPr>
     <w:rPr>
-      <w:sz w:val="28"/>
-      <w:szCs w:val="28"/>
+      <w:sz w:val="24"/>
+      <w:szCs w:val="24"/>
     </w:rPr>
   </w:style>
   <w:style w:type="paragraph" w:customStyle="1" w:styleId="AbstractTitle">
@@ -1329,8 +4177,8 @@
     </w:pPr>
     <w:rPr>
       <w:b/>
-      <w:sz w:val="28"/>
-      <w:szCs w:val="28"/>
+      <w:sz w:val="20"/>
+      <w:szCs w:val="20"/>
     </w:rPr>
   </w:style>
   <w:style w:type="paragraph" w:customStyle="1" w:styleId="Abstract">
@@ -1344,8 +4192,8 @@
       <w:spacing w:before="100" w:after="300"/>
     </w:pPr>
     <w:rPr>
-      <w:sz w:val="28"/>
-      <w:szCs w:val="28"/>
+      <w:sz w:val="20"/>
+      <w:szCs w:val="20"/>
     </w:rPr>
   </w:style>
   <w:style w:type="paragraph" w:styleId="Bibliography">
@@ -1367,12 +4215,17 @@
     <w:pPr>
       <w:keepNext/>
       <w:keepLines/>
-      <w:spacing w:before="360" w:after="80"/>
+      <w:spacing w:before="240" w:after="120" w:line="400" w:lineRule="exact"/>
+      <w:ind w:firstLine="0"/>
+      <w:jc w:val="center"/>
       <w:outlineLvl w:val="0"/>
     </w:pPr>
     <w:rPr>
-      <w:rFonts w:asciiTheme="majorHAnsi" w:eastAsiaTheme="majorEastAsia" w:hAnsiTheme="majorHAnsi" w:cstheme="majorBidi"/>
-      <w:color w:val="0F4761" w:themeColor="accent1" w:themeShade="BF"/>
+      <w:rFonts w:ascii="Times New Roman" w:hAnsi="Times New Roman" w:eastAsia="Times New Roman" w:cs="Times New Roman"/>
+      <w:b/>
+      <w:bCs/>
+      <w:caps/>
+      <w:color w:val="000000"/>
       <w:sz w:val="28"/>
       <w:szCs w:val="28"/>
     </w:rPr>
@@ -1390,12 +4243,15 @@
     <w:pPr>
       <w:keepNext/>
       <w:keepLines/>
-      <w:spacing w:before="160" w:after="80"/>
+      <w:spacing w:before="240" w:after="120" w:line="400" w:lineRule="exact"/>
+      <w:ind w:firstLine="0"/>
       <w:outlineLvl w:val="1"/>
     </w:pPr>
     <w:rPr>
-      <w:rFonts w:asciiTheme="majorHAnsi" w:eastAsiaTheme="majorEastAsia" w:hAnsiTheme="majorHAnsi" w:cstheme="majorBidi"/>
-      <w:color w:val="0F4761" w:themeColor="accent1" w:themeShade="BF"/>
+      <w:rFonts w:ascii="Times New Roman" w:hAnsi="Times New Roman" w:eastAsia="Times New Roman" w:cs="Times New Roman"/>
+      <w:b/>
+      <w:bCs/>
+      <w:color w:val="000000"/>
       <w:sz w:val="28"/>
       <w:szCs w:val="28"/>
     </w:rPr>
@@ -1413,12 +4269,15 @@
     <w:pPr>
       <w:keepNext/>
       <w:keepLines/>
-      <w:spacing w:before="160" w:after="80"/>
+      <w:spacing w:before="240" w:after="120" w:line="400" w:lineRule="exact"/>
+      <w:ind w:firstLine="0"/>
       <w:outlineLvl w:val="2"/>
     </w:pPr>
     <w:rPr>
-      <w:rFonts w:eastAsiaTheme="majorEastAsia" w:cstheme="majorBidi"/>
-      <w:color w:val="0F4761" w:themeColor="accent1" w:themeShade="BF"/>
+      <w:rFonts w:ascii="Times New Roman" w:hAnsi="Times New Roman" w:eastAsia="Times New Roman" w:cs="Times New Roman"/>
+      <w:b/>
+      <w:bCs/>
+      <w:color w:val="000000"/>
       <w:sz w:val="28"/>
       <w:szCs w:val="28"/>
     </w:rPr>
@@ -1436,14 +4295,18 @@
     <w:pPr>
       <w:keepNext/>
       <w:keepLines/>
-      <w:spacing w:before="80" w:after="40"/>
+      <w:spacing w:before="240" w:after="120" w:line="400" w:lineRule="exact"/>
+      <w:ind w:firstLine="0"/>
       <w:outlineLvl w:val="3"/>
     </w:pPr>
     <w:rPr>
-      <w:rFonts w:eastAsiaTheme="majorEastAsia" w:cstheme="majorBidi"/>
+      <w:rFonts w:ascii="Times New Roman" w:hAnsi="Times New Roman" w:eastAsia="Times New Roman" w:cs="Times New Roman"/>
+      <w:b/>
+      <w:bCs/>
       <w:i/>
-      <w:iCs/>
-      <w:color w:val="0F4761" w:themeColor="accent1" w:themeShade="BF"/>
+      <w:color w:val="000000"/>
+      <w:sz w:val="28"/>
+      <w:szCs w:val="28"/>
     </w:rPr>
   </w:style>
   <w:style w:type="paragraph" w:styleId="Heading5">
@@ -1459,12 +4322,18 @@
     <w:pPr>
       <w:keepNext/>
       <w:keepLines/>
-      <w:spacing w:before="80" w:after="40"/>
+      <w:spacing w:before="240" w:after="120" w:line="400" w:lineRule="exact"/>
+      <w:ind w:firstLine="0"/>
       <w:outlineLvl w:val="4"/>
     </w:pPr>
     <w:rPr>
-      <w:rFonts w:eastAsiaTheme="majorEastAsia" w:cstheme="majorBidi"/>
-      <w:color w:val="0F4761" w:themeColor="accent1" w:themeShade="BF"/>
+      <w:rFonts w:ascii="Times New Roman" w:hAnsi="Times New Roman" w:eastAsia="Times New Roman" w:cs="Times New Roman"/>
+      <w:b/>
+      <w:bCs/>
+      <w:i/>
+      <w:color w:val="000000"/>
+      <w:sz w:val="28"/>
+      <w:szCs w:val="28"/>
     </w:rPr>
   </w:style>
   <w:style w:type="paragraph" w:styleId="Heading6">
@@ -1564,8 +4433,8 @@
     <w:rPr>
       <w:rFonts w:asciiTheme="majorHAnsi" w:eastAsiaTheme="majorEastAsia" w:hAnsiTheme="majorHAnsi" w:cstheme="majorBidi"/>
       <w:color w:val="0F4761" w:themeColor="accent1" w:themeShade="BF"/>
-      <w:sz w:val="28"/>
-      <w:szCs w:val="28"/>
+      <w:sz w:val="40"/>
+      <w:szCs w:val="40"/>
     </w:rPr>
   </w:style>
   <w:style w:type="character" w:customStyle="1" w:styleId="Heading2Char">
@@ -1578,8 +4447,8 @@
     <w:rPr>
       <w:rFonts w:asciiTheme="majorHAnsi" w:eastAsiaTheme="majorEastAsia" w:hAnsiTheme="majorHAnsi" w:cstheme="majorBidi"/>
       <w:color w:val="0F4761" w:themeColor="accent1" w:themeShade="BF"/>
-      <w:sz w:val="28"/>
-      <w:szCs w:val="28"/>
+      <w:sz w:val="32"/>
+      <w:szCs w:val="32"/>
     </w:rPr>
   </w:style>
   <w:style w:type="character" w:customStyle="1" w:styleId="Heading3Char">
@@ -1673,6 +4542,23 @@
       <w:rFonts w:eastAsiaTheme="majorEastAsia" w:cstheme="majorBidi"/>
       <w:color w:val="272727" w:themeColor="text1" w:themeTint="D8"/>
     </w:rPr>
+  </w:style>
+  <w:style w:type="paragraph" w:customStyle="1" w:styleId="ListItem">
+    <w:name w:val="List Item"/>
+    <w:basedOn w:val="BodyText"/>
+    <w:qFormat/>
+    <w:pPr>
+      <w:spacing w:before="0" w:after="0" w:line="628" w:lineRule="exact"/>
+      <w:ind w:left="720" w:hanging="720"/>
+    </w:pPr>
+  </w:style>
+  <w:style w:type="paragraph" w:customStyle="1" w:styleId="BodyTextNoted">
+    <w:name w:val="Body Text Noted"/>
+    <w:basedOn w:val="BodyText"/>
+    <w:qFormat/>
+    <w:pPr>
+      <w:widowControl w:val="0"/>
+    </w:pPr>
   </w:style>
   <w:style w:type="paragraph" w:styleId="BlockText">
     <w:name w:val="Block Text"/>
@@ -1682,8 +4568,8 @@
     <w:unhideWhenUsed/>
     <w:qFormat/>
     <w:pPr>
-      <w:spacing w:before="100" w:after="100"/>
-      <w:ind w:firstLine="0" w:left="480" w:right="480"/>
+      <w:spacing w:before="280" w:after="280" w:line="400" w:lineRule="exact"/>
+      <w:ind w:firstLine="0" w:left="720" w:right="720"/>
     </w:pPr>
   </w:style>
   <w:style w:type="paragraph" w:styleId="FootnoteText">
@@ -1693,6 +4579,14 @@
     <w:uiPriority w:val="9"/>
     <w:unhideWhenUsed/>
     <w:qFormat/>
+    <w:pPr>
+      <w:keepLines/>
+      <w:spacing w:before="0" w:after="140" w:line="400" w:lineRule="exact"/>
+    </w:pPr>
+    <w:rPr>
+      <w:sz w:val="28"/>
+      <w:szCs w:val="28"/>
+    </w:rPr>
   </w:style>
   <w:style w:type="paragraph" w:styleId="FootnoteBlockText">
     <w:name w:val="Footnote Block Text"/>
@@ -1702,8 +4596,8 @@
     <w:unhideWhenUsed/>
     <w:qFormat/>
     <w:pPr>
-      <w:spacing w:before="100" w:after="100"/>
-      <w:ind w:firstLine="0" w:left="480" w:right="480"/>
+      <w:spacing w:before="280" w:after="280"/>
+      <w:ind w:firstLine="0" w:left="720" w:right="720"/>
     </w:pPr>
   </w:style>
   <w:style w:type="character" w:default="1" w:styleId="DefaultParagraphFont">
@@ -1792,8 +4686,8 @@
     <w:name w:val="Verbatim Char"/>
     <w:basedOn w:val="BodyTextChar"/>
     <w:rPr>
-      <w:rFonts w:ascii="EB Garamond" w:hAnsi="EB Garamond" w:eastAsia="EB Garamond" w:cs="EB Garamond"/>
-      <w:sz w:val="28"/>
+      <w:rFonts w:ascii="Consolas" w:hAnsi="Consolas"/>
+      <w:sz w:val="22"/>
     </w:rPr>
   </w:style>
   <w:style w:type="character" w:customStyle="1" w:styleId="SectionNumber">
@@ -1826,10 +4720,10 @@
       <w:outlineLvl w:val="9"/>
     </w:pPr>
     <w:rPr>
-      <w:rFonts w:ascii="EB Garamond" w:hAnsi="EB Garamond" w:eastAsia="EB Garamond" w:cs="EB Garamond"/>
+      <w:rFonts w:asciiTheme="majorHAnsi" w:eastAsiaTheme="majorEastAsia" w:hAnsiTheme="majorHAnsi" w:cstheme="majorBidi"/>
       <w:b w:val="0"/>
       <w:bCs w:val="0"/>
-      <w:color w:val="000000"/>
+      <w:color w:val="365F91" w:themeColor="accent1" w:themeShade="BF"/>
     </w:rPr>
   </w:style>
   <w:style w:type="paragraph" w:customStyle="1" w:styleId="SourceCode">

--- a/courts/third-circuit/court-of-appeals/reply-brief/usage/OUTPUT-reply-brief.docx
+++ b/courts/third-circuit/court-of-appeals/reply-brief/usage/OUTPUT-reply-brief.docx
@@ -4552,14 +4552,6 @@
       <w:ind w:left="720" w:hanging="720"/>
     </w:pPr>
   </w:style>
-  <w:style w:type="paragraph" w:customStyle="1" w:styleId="BodyTextNoted">
-    <w:name w:val="Body Text Noted"/>
-    <w:basedOn w:val="BodyText"/>
-    <w:qFormat/>
-    <w:pPr>
-      <w:widowControl w:val="0"/>
-    </w:pPr>
-  </w:style>
   <w:style w:type="paragraph" w:styleId="BlockText">
     <w:name w:val="Block Text"/>
     <w:basedOn w:val="BodyText"/>
@@ -4725,6 +4717,14 @@
       <w:bCs w:val="0"/>
       <w:color w:val="365F91" w:themeColor="accent1" w:themeShade="BF"/>
     </w:rPr>
+  </w:style>
+  <w:style w:type="paragraph" w:customStyle="1" w:styleId="BodyTextNoted">
+    <w:name w:val="Body Text Noted"/>
+    <w:basedOn w:val="BodyText"/>
+    <w:qFormat/>
+    <w:pPr>
+      <w:widowControl w:val="0"/>
+    </w:pPr>
   </w:style>
   <w:style w:type="paragraph" w:customStyle="1" w:styleId="SourceCode">
     <w:name w:val="Source Code"/>

--- a/courts/third-circuit/court-of-appeals/reply-brief/usage/OUTPUT-reply-brief.docx
+++ b/courts/third-circuit/court-of-appeals/reply-brief/usage/OUTPUT-reply-brief.docx
@@ -22,9 +22,7 @@
           <w:b/>
           <w:bCs/>
         </w:rPr>
-        <w:t xml:space="preserve">26</w:t>
-        <w:noBreakHyphen/>
-        <w:t xml:space="preserve">2469</w:t>
+        <w:t xml:space="preserve">26-⁠2469</w:t>
       </w:r>
     </w:p>
     <w:p>
@@ -32,7 +30,7 @@
         <w:keepNext/>
         <w:keepLines/>
         <w:pBdr>
-          <w:bottom w:val="thickThinSmallGap" w:sz="12" w:space="1" w:color="000000"/>
+          <w:bottom w:val="single" w:sz="8" w:space="1" w:color="000000"/>
         </w:pBdr>
         <w:spacing w:before="224" w:after="0" w:line="120" w:lineRule="exact"/>
         <w:ind w:left="0" w:right="0"/>
@@ -137,7 +135,8 @@
         <w:keepNext/>
         <w:keepLines/>
         <w:spacing w:before="0" w:after="0" w:line="400" w:lineRule="exact"/>
-        <w:ind w:left="4680" w:firstLine="0"/>
+        <w:ind w:left="0" w:firstLine="0"/>
+        <w:jc w:val="center"/>
       </w:pPr>
       <w:r>
         <w:t xml:space="preserve">Appellants,</w:t>
@@ -205,7 +204,8 @@
         <w:keepNext/>
         <w:keepLines/>
         <w:spacing w:before="0" w:after="0" w:line="400" w:lineRule="exact"/>
-        <w:ind w:left="4680" w:firstLine="0"/>
+        <w:ind w:left="0" w:firstLine="0"/>
+        <w:jc w:val="center"/>
       </w:pPr>
       <w:r>
         <w:t xml:space="preserve">Appellees.</w:t>
@@ -318,9 +318,7 @@
         <w:t xml:space="preserve">No. </w:t>
       </w:r>
       <w:r>
-        <w:t xml:space="preserve">1:26-cv</w:t>
-        <w:noBreakHyphen/>
-        <w:t xml:space="preserve">00445-JLH</w:t>
+        <w:t xml:space="preserve">1:26-cv-⁠00445-JLH</w:t>
       </w:r>
     </w:p>
     <w:p>
@@ -697,9 +695,7 @@
                 <w:i/>
                 <w:iCs/>
               </w:rPr>
-              <w:t xml:space="preserve">43215</w:t>
-              <w:noBreakHyphen/>
-              <w:t xml:space="preserve">4138</w:t>
+              <w:t xml:space="preserve">43215-⁠4138</w:t>
             </w:r>
           </w:p>
           <w:p>
@@ -1035,25 +1031,12 @@
                 <w:i/>
                 <w:iCs/>
               </w:rPr>
-              <w:t xml:space="preserve">861</w:t>
-              <w:noBreakHyphen/>
-              <w:t xml:space="preserve">1711</w:t>
+              <w:t xml:space="preserve">861-⁠1711</w:t>
             </w:r>
           </w:p>
         </w:tc>
       </w:tr>
     </w:tbl>
-    <w:p>
-      <w:pPr>
-        <w:keepNext/>
-        <w:keepLines/>
-        <w:pBdr>
-          <w:bottom w:val="thickThinSmallGap" w:sz="12" w:space="1" w:color="000000"/>
-        </w:pBdr>
-        <w:spacing w:before="224" w:after="0" w:line="120" w:lineRule="exact"/>
-        <w:ind w:left="0" w:right="0"/>
-      </w:pPr>
-    </w:p>
     <w:p>
       <w:pPr>
         <w:spacing w:before="0" w:after="0" w:line="20" w:lineRule="exact"/>
@@ -3089,13 +3072,7 @@
         <w:t xml:space="preserve">First Nat. Bank of Bos. v. Bellotti</w:t>
       </w:r>
       <w:r>
-        <w:t xml:space="preserve">, 435 U.S. 765, 792</w:t>
-      </w:r>
-      <w:r>
-        <w:noBreakHyphen/>
-      </w:r>
-      <w:r>
-        <w:t xml:space="preserve">93 (1978). The State’s contention that its regime is so flimsy as to be meaningless betrays its asserted interest as equally meaningless.</w:t>
+        <w:t xml:space="preserve">, 435 U.S. 765, 792-⁠93 (1978). The State’s contention that its regime is so flimsy as to be meaningless betrays its asserted interest as equally meaningless.</w:t>
       </w:r>
     </w:p>
     <w:p>
@@ -3536,9 +3513,7 @@
           <w:i/>
           <w:iCs/>
         </w:rPr>
-        <w:t xml:space="preserve">861</w:t>
-        <w:noBreakHyphen/>
-        <w:t xml:space="preserve">1711</w:t>
+        <w:t xml:space="preserve">861-⁠1711</w:t>
       </w:r>
     </w:p>
     <w:p>
